--- a/public/downloads/pouczenie_o_prawie_odstapienia_od_umowy.docx
+++ b/public/downloads/pouczenie_o_prawie_odstapienia_od_umowy.docx
@@ -1,6 +1,6 @@
 
 <file path=word/document.xml><?xml version="1.0" encoding="utf-8"?>
-<w:document xmlns:wpc="http://schemas.microsoft.com/office/word/2010/wordprocessingCanvas" xmlns:cx="http://schemas.microsoft.com/office/drawing/2014/chartex" xmlns:cx1="http://schemas.microsoft.com/office/drawing/2015/9/8/chartex" xmlns:cx2="http://schemas.microsoft.com/office/drawing/2015/10/21/chartex" xmlns:cx3="http://schemas.microsoft.com/office/drawing/2016/5/9/chartex" xmlns:cx4="http://schemas.microsoft.com/office/drawing/2016/5/10/chartex" xmlns:cx5="http://schemas.microsoft.com/office/drawing/2016/5/11/chartex" xmlns:cx6="http://schemas.microsoft.com/office/drawing/2016/5/12/chartex" xmlns:cx7="http://schemas.microsoft.com/office/drawing/2016/5/13/chartex" xmlns:cx8="http://schemas.microsoft.com/office/drawing/2016/5/14/chartex" xmlns:mc="http://schemas.openxmlformats.org/markup-compatibility/2006" xmlns:aink="http://schemas.microsoft.com/office/drawing/2016/ink" xmlns:am3d="http://schemas.microsoft.com/office/drawing/2017/model3d" xmlns:o="urn:schemas-microsoft-com:office:office" xmlns:oel="http://schemas.microsoft.com/office/2019/extlst" xmlns:r="http://schemas.openxmlformats.org/officeDocument/2006/relationships" xmlns:m="http://schemas.openxmlformats.org/officeDocument/2006/math" xmlns:v="urn:schemas-microsoft-com:vml" xmlns:wp14="http://schemas.microsoft.com/office/word/2010/wordprocessingDrawing" xmlns:wp="http://schemas.openxmlformats.org/drawingml/2006/wordprocessingDrawing" xmlns:w10="urn:schemas-microsoft-com:office:word" xmlns:w="http://schemas.openxmlformats.org/wordprocessingml/2006/main" xmlns:w14="http://schemas.microsoft.com/office/word/2010/wordml" xmlns:w15="http://schemas.microsoft.com/office/word/2012/wordml" xmlns:w16cex="http://schemas.microsoft.com/office/word/2018/wordml/cex" xmlns:w16cid="http://schemas.microsoft.com/office/word/2016/wordml/cid" xmlns:w16="http://schemas.microsoft.com/office/word/2018/wordml" xmlns:w16sdtdh="http://schemas.microsoft.com/office/word/2020/wordml/sdtdatahash" xmlns:w16se="http://schemas.microsoft.com/office/word/2015/wordml/symex" xmlns:wpg="http://schemas.microsoft.com/office/word/2010/wordprocessingGroup" xmlns:wpi="http://schemas.microsoft.com/office/word/2010/wordprocessingInk" xmlns:wne="http://schemas.microsoft.com/office/word/2006/wordml" xmlns:wps="http://schemas.microsoft.com/office/word/2010/wordprocessingShape" mc:Ignorable="w14 w15 w16se w16cid w16 w16cex w16sdtdh wp14">
+<w:document xmlns:wpc="http://schemas.microsoft.com/office/word/2010/wordprocessingCanvas" xmlns:cx="http://schemas.microsoft.com/office/drawing/2014/chartex" xmlns:cx1="http://schemas.microsoft.com/office/drawing/2015/9/8/chartex" xmlns:cx2="http://schemas.microsoft.com/office/drawing/2015/10/21/chartex" xmlns:cx3="http://schemas.microsoft.com/office/drawing/2016/5/9/chartex" xmlns:cx4="http://schemas.microsoft.com/office/drawing/2016/5/10/chartex" xmlns:cx5="http://schemas.microsoft.com/office/drawing/2016/5/11/chartex" xmlns:cx6="http://schemas.microsoft.com/office/drawing/2016/5/12/chartex" xmlns:cx7="http://schemas.microsoft.com/office/drawing/2016/5/13/chartex" xmlns:cx8="http://schemas.microsoft.com/office/drawing/2016/5/14/chartex" xmlns:mc="http://schemas.openxmlformats.org/markup-compatibility/2006" xmlns:aink="http://schemas.microsoft.com/office/drawing/2016/ink" xmlns:am3d="http://schemas.microsoft.com/office/drawing/2017/model3d" xmlns:o="urn:schemas-microsoft-com:office:office" xmlns:oel="http://schemas.microsoft.com/office/2019/extlst" xmlns:r="http://schemas.openxmlformats.org/officeDocument/2006/relationships" xmlns:m="http://schemas.openxmlformats.org/officeDocument/2006/math" xmlns:v="urn:schemas-microsoft-com:vml" xmlns:wp14="http://schemas.microsoft.com/office/word/2010/wordprocessingDrawing" xmlns:wp="http://schemas.openxmlformats.org/drawingml/2006/wordprocessingDrawing" xmlns:w10="urn:schemas-microsoft-com:office:word" xmlns:w="http://schemas.openxmlformats.org/wordprocessingml/2006/main" xmlns:w14="http://schemas.microsoft.com/office/word/2010/wordml" xmlns:w15="http://schemas.microsoft.com/office/word/2012/wordml" xmlns:w16cex="http://schemas.microsoft.com/office/word/2018/wordml/cex" xmlns:w16cid="http://schemas.microsoft.com/office/word/2016/wordml/cid" xmlns:w16="http://schemas.microsoft.com/office/word/2018/wordml" xmlns:w16du="http://schemas.microsoft.com/office/word/2023/wordml/word16du" xmlns:w16sdtdh="http://schemas.microsoft.com/office/word/2020/wordml/sdtdatahash" xmlns:w16sdtfl="http://schemas.microsoft.com/office/word/2024/wordml/sdtformatlock" xmlns:w16se="http://schemas.microsoft.com/office/word/2015/wordml/symex" xmlns:wpg="http://schemas.microsoft.com/office/word/2010/wordprocessingGroup" xmlns:wpi="http://schemas.microsoft.com/office/word/2010/wordprocessingInk" xmlns:wne="http://schemas.microsoft.com/office/word/2006/wordml" xmlns:wps="http://schemas.microsoft.com/office/word/2010/wordprocessingShape" mc:Ignorable="w14 w15 w16se w16cid w16 w16cex w16sdtdh w16sdtfl w16du wp14">
   <w:body>
     <w:p>
       <w:pPr>
@@ -8,7 +8,7 @@
         <w:jc w:val="center"/>
         <w:outlineLvl w:val="0"/>
         <w:rPr>
-          <w:rFonts w:ascii="inherit" w:hAnsi="inherit" w:eastAsia="Times New Roman" w:cs="Times New Roman"/>
+          <w:rFonts w:ascii="inherit" w:eastAsia="Times New Roman" w:hAnsi="inherit" w:cs="Times New Roman"/>
           <w:b/>
           <w:bCs/>
           <w:caps/>
@@ -20,7 +20,7 @@
       </w:pPr>
       <w:r>
         <w:rPr>
-          <w:rFonts w:ascii="inherit" w:hAnsi="inherit" w:eastAsia="Times New Roman" w:cs="Times New Roman"/>
+          <w:rFonts w:ascii="inherit" w:eastAsia="Times New Roman" w:hAnsi="inherit" w:cs="Times New Roman"/>
           <w:b/>
           <w:bCs/>
           <w:caps/>
@@ -38,7 +38,7 @@
         <w:jc w:val="center"/>
         <w:outlineLvl w:val="0"/>
         <w:rPr>
-          <w:rFonts w:ascii="inherit" w:hAnsi="inherit" w:eastAsia="Times New Roman" w:cs="Times New Roman"/>
+          <w:rFonts w:ascii="inherit" w:eastAsia="Times New Roman" w:hAnsi="inherit" w:cs="Times New Roman"/>
           <w:b/>
           <w:bCs/>
           <w:caps/>
@@ -54,7 +54,7 @@
         <w:spacing w:before="45" w:after="45"/>
         <w:jc w:val="center"/>
         <w:rPr>
-          <w:rFonts w:ascii="Times New Roman" w:hAnsi="Times New Roman" w:eastAsia="Times New Roman" w:cs="Times New Roman"/>
+          <w:rFonts w:ascii="Times New Roman" w:eastAsia="Times New Roman" w:hAnsi="Times New Roman" w:cs="Times New Roman"/>
           <w:b/>
           <w:bCs/>
           <w:u w:val="single"/>
@@ -63,7 +63,7 @@
       </w:pPr>
       <w:r>
         <w:rPr>
-          <w:rFonts w:ascii="Times New Roman" w:hAnsi="Times New Roman" w:eastAsia="Times New Roman" w:cs="Times New Roman"/>
+          <w:rFonts w:ascii="Times New Roman" w:eastAsia="Times New Roman" w:hAnsi="Times New Roman" w:cs="Times New Roman"/>
           <w:b/>
           <w:bCs/>
           <w:u w:val="single"/>
@@ -77,30 +77,30 @@
         <w:spacing w:before="45" w:after="45"/>
         <w:jc w:val="both"/>
         <w:rPr>
-          <w:rFonts w:ascii="Times New Roman" w:hAnsi="Times New Roman" w:eastAsia="Times New Roman" w:cs="Times New Roman"/>
-          <w:lang w:eastAsia="en-GB"/>
-        </w:rPr>
-      </w:pPr>
-    </w:p>
-    <w:p>
-      <w:pPr>
-        <w:spacing w:before="45" w:after="45"/>
-        <w:jc w:val="both"/>
-        <w:rPr>
-          <w:rFonts w:ascii="Times New Roman" w:hAnsi="Times New Roman" w:eastAsia="Times New Roman" w:cs="Times New Roman"/>
-          <w:lang w:eastAsia="en-GB"/>
-        </w:rPr>
-      </w:pPr>
-      <w:r>
-        <w:rPr>
-          <w:rFonts w:ascii="Times New Roman" w:hAnsi="Times New Roman" w:eastAsia="Times New Roman" w:cs="Times New Roman"/>
+          <w:rFonts w:ascii="Times New Roman" w:eastAsia="Times New Roman" w:hAnsi="Times New Roman" w:cs="Times New Roman"/>
+          <w:lang w:eastAsia="en-GB"/>
+        </w:rPr>
+      </w:pPr>
+    </w:p>
+    <w:p>
+      <w:pPr>
+        <w:spacing w:before="45" w:after="45"/>
+        <w:jc w:val="both"/>
+        <w:rPr>
+          <w:rFonts w:ascii="Times New Roman" w:eastAsia="Times New Roman" w:hAnsi="Times New Roman" w:cs="Times New Roman"/>
+          <w:lang w:eastAsia="en-GB"/>
+        </w:rPr>
+      </w:pPr>
+      <w:r>
+        <w:rPr>
+          <w:rFonts w:ascii="Times New Roman" w:eastAsia="Times New Roman" w:hAnsi="Times New Roman" w:cs="Times New Roman"/>
           <w:lang w:eastAsia="en-GB"/>
         </w:rPr>
         <w:tab/>
       </w:r>
       <w:r>
         <w:rPr>
-          <w:rFonts w:ascii="Times New Roman" w:hAnsi="Times New Roman" w:eastAsia="Times New Roman" w:cs="Times New Roman"/>
+          <w:rFonts w:ascii="Times New Roman" w:eastAsia="Times New Roman" w:hAnsi="Times New Roman" w:cs="Times New Roman"/>
           <w:lang w:eastAsia="en-GB"/>
         </w:rPr>
         <w:t>Mają Państwo prawo odstąpić od niniejszej umowy w terminie 14 dni bez podania jakiejkolwiek przyczyny.</w:t>
@@ -111,13 +111,13 @@
         <w:spacing w:before="45" w:after="45"/>
         <w:jc w:val="both"/>
         <w:rPr>
-          <w:rFonts w:ascii="Times New Roman" w:hAnsi="Times New Roman" w:eastAsia="Times New Roman" w:cs="Times New Roman"/>
-          <w:lang w:eastAsia="en-GB"/>
-        </w:rPr>
-      </w:pPr>
-      <w:r>
-        <w:rPr>
-          <w:rFonts w:ascii="Times New Roman" w:hAnsi="Times New Roman" w:eastAsia="Times New Roman" w:cs="Times New Roman"/>
+          <w:rFonts w:ascii="Times New Roman" w:eastAsia="Times New Roman" w:hAnsi="Times New Roman" w:cs="Times New Roman"/>
+          <w:lang w:eastAsia="en-GB"/>
+        </w:rPr>
+      </w:pPr>
+      <w:r>
+        <w:rPr>
+          <w:rFonts w:ascii="Times New Roman" w:eastAsia="Times New Roman" w:hAnsi="Times New Roman" w:cs="Times New Roman"/>
           <w:lang w:eastAsia="en-GB"/>
         </w:rPr>
         <w:t>Termin do odstąpienia od umowy wygasa po upływie 14 dni od dnia w którym weszli Państwo w posiadanie rzeczy lub w którym osoba trzecia inna niż przewoźnik i wskazana przez Państwa weszła w posiadanie rzeczy.</w:t>
@@ -128,28 +128,28 @@
         <w:spacing w:before="45" w:after="45"/>
         <w:jc w:val="both"/>
         <w:rPr>
-          <w:rFonts w:ascii="Times New Roman" w:hAnsi="Times New Roman" w:eastAsia="Times New Roman" w:cs="Times New Roman"/>
-          <w:lang w:eastAsia="en-GB"/>
-        </w:rPr>
-      </w:pPr>
-      <w:bookmarkStart w:name="_Hlk128653917" w:id="0"/>
-      <w:r>
-        <w:rPr>
-          <w:rFonts w:ascii="Times New Roman" w:hAnsi="Times New Roman" w:eastAsia="Times New Roman" w:cs="Times New Roman"/>
+          <w:rFonts w:ascii="Times New Roman" w:eastAsia="Times New Roman" w:hAnsi="Times New Roman" w:cs="Times New Roman"/>
+          <w:lang w:eastAsia="en-GB"/>
+        </w:rPr>
+      </w:pPr>
+      <w:bookmarkStart w:id="0" w:name="_Hlk128653917"/>
+      <w:r>
+        <w:rPr>
+          <w:rFonts w:ascii="Times New Roman" w:eastAsia="Times New Roman" w:hAnsi="Times New Roman" w:cs="Times New Roman"/>
           <w:lang w:eastAsia="en-GB"/>
         </w:rPr>
         <w:t xml:space="preserve">W celu skorzystania </w:t>
       </w:r>
       <w:r>
         <w:rPr>
-          <w:rFonts w:ascii="Times New Roman" w:hAnsi="Times New Roman" w:eastAsia="Times New Roman" w:cs="Times New Roman"/>
+          <w:rFonts w:ascii="Times New Roman" w:eastAsia="Times New Roman" w:hAnsi="Times New Roman" w:cs="Times New Roman"/>
           <w:lang w:eastAsia="en-GB"/>
         </w:rPr>
         <w:t>z prawa odstąpienia od umowy, muszą Państwo poinformować nas</w:t>
       </w:r>
       <w:r>
         <w:rPr>
-          <w:rFonts w:ascii="Times New Roman" w:hAnsi="Times New Roman" w:eastAsia="Times New Roman" w:cs="Times New Roman"/>
+          <w:rFonts w:ascii="Times New Roman" w:eastAsia="Times New Roman" w:hAnsi="Times New Roman" w:cs="Times New Roman"/>
           <w:lang w:eastAsia="en-GB"/>
         </w:rPr>
         <w:t>:</w:t>
@@ -160,98 +160,98 @@
         <w:spacing w:before="45" w:after="45"/>
         <w:jc w:val="both"/>
         <w:rPr>
-          <w:ins w:author="Kacper Grobelny" w:date="2023-02-10T10:56:00Z" w:id="1"/>
-          <w:rFonts w:ascii="Times New Roman" w:hAnsi="Times New Roman" w:eastAsia="Times New Roman" w:cs="Times New Roman"/>
-          <w:lang w:eastAsia="en-GB"/>
-        </w:rPr>
-      </w:pPr>
-      <w:r>
-        <w:rPr>
-          <w:rFonts w:ascii="Times New Roman" w:hAnsi="Times New Roman" w:eastAsia="Times New Roman" w:cs="Times New Roman"/>
+          <w:ins w:id="1" w:author="Kacper Grobelny" w:date="2023-02-10T10:56:00Z"/>
+          <w:rFonts w:ascii="Times New Roman" w:eastAsia="Times New Roman" w:hAnsi="Times New Roman" w:cs="Times New Roman"/>
+          <w:lang w:eastAsia="en-GB"/>
+        </w:rPr>
+      </w:pPr>
+      <w:r>
+        <w:rPr>
+          <w:rFonts w:ascii="Times New Roman" w:eastAsia="Times New Roman" w:hAnsi="Times New Roman" w:cs="Times New Roman"/>
           <w:lang w:eastAsia="en-GB"/>
         </w:rPr>
         <w:t>„</w:t>
       </w:r>
       <w:r>
         <w:rPr>
-          <w:rFonts w:ascii="Times New Roman" w:hAnsi="Times New Roman" w:eastAsia="Times New Roman" w:cs="Times New Roman"/>
+          <w:rFonts w:ascii="Times New Roman" w:eastAsia="Times New Roman" w:hAnsi="Times New Roman" w:cs="Times New Roman"/>
           <w:lang w:eastAsia="en-GB"/>
         </w:rPr>
         <w:t xml:space="preserve">Wracam do </w:t>
       </w:r>
       <w:r>
         <w:rPr>
-          <w:rFonts w:ascii="Times New Roman" w:hAnsi="Times New Roman" w:eastAsia="Times New Roman" w:cs="Times New Roman"/>
+          <w:rFonts w:ascii="Times New Roman" w:eastAsia="Times New Roman" w:hAnsi="Times New Roman" w:cs="Times New Roman"/>
           <w:lang w:eastAsia="en-GB"/>
         </w:rPr>
         <w:t>Z</w:t>
       </w:r>
       <w:r>
         <w:rPr>
-          <w:rFonts w:ascii="Times New Roman" w:hAnsi="Times New Roman" w:eastAsia="Times New Roman" w:cs="Times New Roman"/>
+          <w:rFonts w:ascii="Times New Roman" w:eastAsia="Times New Roman" w:hAnsi="Times New Roman" w:cs="Times New Roman"/>
           <w:lang w:eastAsia="en-GB"/>
         </w:rPr>
         <w:t xml:space="preserve">drowia </w:t>
       </w:r>
       <w:r>
         <w:rPr>
-          <w:rFonts w:ascii="Times New Roman" w:hAnsi="Times New Roman" w:eastAsia="Times New Roman" w:cs="Times New Roman"/>
+          <w:rFonts w:ascii="Times New Roman" w:eastAsia="Times New Roman" w:hAnsi="Times New Roman" w:cs="Times New Roman"/>
           <w:lang w:eastAsia="en-GB"/>
         </w:rPr>
         <w:t>”</w:t>
       </w:r>
       <w:r>
         <w:rPr>
-          <w:rFonts w:ascii="Times New Roman" w:hAnsi="Times New Roman" w:eastAsia="Times New Roman" w:cs="Times New Roman"/>
+          <w:rFonts w:ascii="Times New Roman" w:eastAsia="Times New Roman" w:hAnsi="Times New Roman" w:cs="Times New Roman"/>
           <w:lang w:eastAsia="en-GB"/>
         </w:rPr>
         <w:t xml:space="preserve"> sp</w:t>
       </w:r>
       <w:r>
         <w:rPr>
-          <w:rFonts w:ascii="Times New Roman" w:hAnsi="Times New Roman" w:eastAsia="Times New Roman" w:cs="Times New Roman"/>
+          <w:rFonts w:ascii="Times New Roman" w:eastAsia="Times New Roman" w:hAnsi="Times New Roman" w:cs="Times New Roman"/>
           <w:lang w:eastAsia="en-GB"/>
         </w:rPr>
         <w:t xml:space="preserve">. </w:t>
       </w:r>
       <w:r>
         <w:rPr>
-          <w:rFonts w:ascii="Times New Roman" w:hAnsi="Times New Roman" w:eastAsia="Times New Roman" w:cs="Times New Roman"/>
+          <w:rFonts w:ascii="Times New Roman" w:eastAsia="Times New Roman" w:hAnsi="Times New Roman" w:cs="Times New Roman"/>
           <w:lang w:eastAsia="en-GB"/>
         </w:rPr>
         <w:t>z o</w:t>
       </w:r>
       <w:r>
         <w:rPr>
-          <w:rFonts w:ascii="Times New Roman" w:hAnsi="Times New Roman" w:eastAsia="Times New Roman" w:cs="Times New Roman"/>
+          <w:rFonts w:ascii="Times New Roman" w:eastAsia="Times New Roman" w:hAnsi="Times New Roman" w:cs="Times New Roman"/>
           <w:lang w:eastAsia="en-GB"/>
         </w:rPr>
         <w:t>.</w:t>
       </w:r>
       <w:r>
         <w:rPr>
-          <w:rFonts w:ascii="Times New Roman" w:hAnsi="Times New Roman" w:eastAsia="Times New Roman" w:cs="Times New Roman"/>
+          <w:rFonts w:ascii="Times New Roman" w:eastAsia="Times New Roman" w:hAnsi="Times New Roman" w:cs="Times New Roman"/>
           <w:lang w:eastAsia="en-GB"/>
         </w:rPr>
         <w:t>o</w:t>
       </w:r>
       <w:r>
         <w:rPr>
-          <w:rFonts w:ascii="Times New Roman" w:hAnsi="Times New Roman" w:eastAsia="Times New Roman" w:cs="Times New Roman"/>
+          <w:rFonts w:ascii="Times New Roman" w:eastAsia="Times New Roman" w:hAnsi="Times New Roman" w:cs="Times New Roman"/>
           <w:lang w:eastAsia="en-GB"/>
         </w:rPr>
         <w:t xml:space="preserve">. </w:t>
       </w:r>
       <w:r>
         <w:rPr>
-          <w:rFonts w:ascii="Times New Roman" w:hAnsi="Times New Roman" w:eastAsia="Times New Roman" w:cs="Times New Roman"/>
+          <w:rFonts w:ascii="Times New Roman" w:eastAsia="Times New Roman" w:hAnsi="Times New Roman" w:cs="Times New Roman"/>
           <w:lang w:eastAsia="en-GB"/>
         </w:rPr>
         <w:t xml:space="preserve">ul. </w:t>
       </w:r>
       <w:r>
         <w:rPr>
-          <w:rFonts w:ascii="Times New Roman" w:hAnsi="Times New Roman" w:eastAsia="Times New Roman" w:cs="Times New Roman"/>
+          <w:rFonts w:ascii="Times New Roman" w:eastAsia="Times New Roman" w:hAnsi="Times New Roman" w:cs="Times New Roman"/>
           <w:lang w:eastAsia="en-GB"/>
         </w:rPr>
         <w:t>Plac Górnośląski 16, 81-509 Gdynia</w:t>
@@ -262,29 +262,20 @@
         <w:spacing w:before="45" w:after="45"/>
         <w:jc w:val="both"/>
         <w:rPr>
-          <w:rFonts w:ascii="Times New Roman" w:hAnsi="Times New Roman" w:eastAsia="Times New Roman" w:cs="Times New Roman"/>
-          <w:lang w:eastAsia="en-GB"/>
-        </w:rPr>
-      </w:pPr>
-      <w:proofErr w:type="spellStart"/>
-      <w:r>
-        <w:rPr>
-          <w:rFonts w:ascii="Times New Roman" w:hAnsi="Times New Roman" w:eastAsia="Times New Roman" w:cs="Times New Roman"/>
-          <w:lang w:eastAsia="en-GB"/>
-        </w:rPr>
-        <w:t>tel</w:t>
-      </w:r>
-      <w:proofErr w:type="spellEnd"/>
-      <w:r>
-        <w:rPr>
-          <w:rFonts w:ascii="Times New Roman" w:hAnsi="Times New Roman" w:eastAsia="Times New Roman" w:cs="Times New Roman"/>
-          <w:lang w:eastAsia="en-GB"/>
-        </w:rPr>
-        <w:t>:</w:t>
-      </w:r>
-      <w:r>
-        <w:rPr>
-          <w:rFonts w:ascii="Times New Roman" w:hAnsi="Times New Roman" w:eastAsia="Times New Roman" w:cs="Times New Roman"/>
+          <w:rFonts w:ascii="Times New Roman" w:eastAsia="Times New Roman" w:hAnsi="Times New Roman" w:cs="Times New Roman"/>
+          <w:lang w:eastAsia="en-GB"/>
+        </w:rPr>
+      </w:pPr>
+      <w:r>
+        <w:rPr>
+          <w:rFonts w:ascii="Times New Roman" w:eastAsia="Times New Roman" w:hAnsi="Times New Roman" w:cs="Times New Roman"/>
+          <w:lang w:eastAsia="en-GB"/>
+        </w:rPr>
+        <w:t>tel:</w:t>
+      </w:r>
+      <w:r>
+        <w:rPr>
+          <w:rFonts w:ascii="Times New Roman" w:eastAsia="Times New Roman" w:hAnsi="Times New Roman" w:cs="Times New Roman"/>
           <w:lang w:eastAsia="en-GB"/>
         </w:rPr>
         <w:t xml:space="preserve"> 798 002 314</w:t>
@@ -295,37 +286,51 @@
         <w:spacing w:before="45" w:after="45"/>
         <w:jc w:val="both"/>
         <w:rPr>
-          <w:rFonts w:ascii="Times New Roman" w:hAnsi="Times New Roman" w:eastAsia="Times New Roman" w:cs="Times New Roman"/>
-          <w:lang w:eastAsia="en-GB"/>
-        </w:rPr>
-      </w:pPr>
-      <w:r>
-        <w:rPr>
-          <w:rFonts w:ascii="Times New Roman" w:hAnsi="Times New Roman" w:eastAsia="Times New Roman" w:cs="Times New Roman"/>
+          <w:rFonts w:ascii="Times New Roman" w:eastAsia="Times New Roman" w:hAnsi="Times New Roman" w:cs="Times New Roman"/>
+          <w:lang w:eastAsia="en-GB"/>
+        </w:rPr>
+      </w:pPr>
+      <w:r>
+        <w:rPr>
+          <w:rFonts w:ascii="Times New Roman" w:eastAsia="Times New Roman" w:hAnsi="Times New Roman" w:cs="Times New Roman"/>
           <w:lang w:eastAsia="en-GB"/>
         </w:rPr>
         <w:t>e-mail:</w:t>
       </w:r>
       <w:r>
         <w:rPr>
-          <w:rFonts w:ascii="Times New Roman" w:hAnsi="Times New Roman" w:eastAsia="Times New Roman" w:cs="Times New Roman"/>
+          <w:rFonts w:ascii="Times New Roman" w:eastAsia="Times New Roman" w:hAnsi="Times New Roman" w:cs="Times New Roman"/>
           <w:lang w:eastAsia="en-GB"/>
         </w:rPr>
         <w:t xml:space="preserve"> </w:t>
       </w:r>
       <w:r>
         <w:rPr>
-          <w:rFonts w:ascii="Times New Roman" w:hAnsi="Times New Roman" w:eastAsia="Times New Roman" w:cs="Times New Roman"/>
+          <w:rFonts w:ascii="Times New Roman" w:eastAsia="Times New Roman" w:hAnsi="Times New Roman" w:cs="Times New Roman"/>
           <w:lang w:eastAsia="en-GB"/>
         </w:rPr>
         <w:t>reklamacje</w:t>
       </w:r>
       <w:r>
         <w:rPr>
-          <w:rFonts w:ascii="Times New Roman" w:hAnsi="Times New Roman" w:eastAsia="Times New Roman" w:cs="Times New Roman"/>
-          <w:lang w:eastAsia="en-GB"/>
-        </w:rPr>
-        <w:t>@wdoz.pl</w:t>
+          <w:rFonts w:ascii="Times New Roman" w:eastAsia="Times New Roman" w:hAnsi="Times New Roman" w:cs="Times New Roman"/>
+          <w:lang w:eastAsia="en-GB"/>
+        </w:rPr>
+        <w:t>@w</w:t>
+      </w:r>
+      <w:r>
+        <w:rPr>
+          <w:rFonts w:ascii="Times New Roman" w:eastAsia="Times New Roman" w:hAnsi="Times New Roman" w:cs="Times New Roman"/>
+          <w:lang w:eastAsia="en-GB"/>
+        </w:rPr>
+        <w:t>racamdozdrowia</w:t>
+      </w:r>
+      <w:r>
+        <w:rPr>
+          <w:rFonts w:ascii="Times New Roman" w:eastAsia="Times New Roman" w:hAnsi="Times New Roman" w:cs="Times New Roman"/>
+          <w:lang w:eastAsia="en-GB"/>
+        </w:rPr>
+        <w:t>.pl</w:t>
       </w:r>
     </w:p>
     <w:bookmarkEnd w:id="0"/>
@@ -334,13 +339,13 @@
         <w:spacing w:before="45" w:after="45"/>
         <w:jc w:val="both"/>
         <w:rPr>
-          <w:rFonts w:ascii="Times New Roman" w:hAnsi="Times New Roman" w:eastAsia="Times New Roman" w:cs="Times New Roman"/>
-          <w:lang w:eastAsia="en-GB"/>
-        </w:rPr>
-      </w:pPr>
-      <w:r>
-        <w:rPr>
-          <w:rFonts w:ascii="Times New Roman" w:hAnsi="Times New Roman" w:eastAsia="Times New Roman" w:cs="Times New Roman"/>
+          <w:rFonts w:ascii="Times New Roman" w:eastAsia="Times New Roman" w:hAnsi="Times New Roman" w:cs="Times New Roman"/>
+          <w:lang w:eastAsia="en-GB"/>
+        </w:rPr>
+      </w:pPr>
+      <w:r>
+        <w:rPr>
+          <w:rFonts w:ascii="Times New Roman" w:eastAsia="Times New Roman" w:hAnsi="Times New Roman" w:cs="Times New Roman"/>
           <w:lang w:eastAsia="en-GB"/>
         </w:rPr>
         <w:t>o swojej decyzji o odstąpieniu od niniejszej umowy w drodze jednoznacznego oświadczenia (na przykład pismo wysłane pocztą, faksem lub pocztą elektroniczną).</w:t>
@@ -351,427 +356,418 @@
         <w:spacing w:before="45" w:after="45"/>
         <w:jc w:val="both"/>
         <w:rPr>
-          <w:rFonts w:ascii="Times New Roman" w:hAnsi="Times New Roman" w:eastAsia="Times New Roman" w:cs="Times New Roman"/>
-          <w:lang w:eastAsia="en-GB"/>
-        </w:rPr>
-      </w:pPr>
-      <w:r>
-        <w:rPr>
-          <w:rFonts w:ascii="Times New Roman" w:hAnsi="Times New Roman" w:eastAsia="Times New Roman" w:cs="Times New Roman"/>
-          <w:lang w:eastAsia="en-GB"/>
-        </w:rPr>
-        <w:t>Mogą Państwo skorzystać z wzoru formularza odstąpienia od umowy, jednak nie jest to obowiązkowe. Mogą Państwo również wypełnić i przesłać formularz odstąpienia od umowy lub jakiekolwiek inne jednoznaczne oświadczenie drogą elektroniczną na naszej stronie internetowej</w:t>
-      </w:r>
-      <w:r>
-        <w:rPr>
-          <w:rFonts w:ascii="Times New Roman" w:hAnsi="Times New Roman" w:eastAsia="Times New Roman" w:cs="Times New Roman"/>
+          <w:rFonts w:ascii="Times New Roman" w:eastAsia="Times New Roman" w:hAnsi="Times New Roman" w:cs="Times New Roman"/>
+          <w:lang w:eastAsia="en-GB"/>
+        </w:rPr>
+      </w:pPr>
+      <w:r>
+        <w:rPr>
+          <w:rFonts w:ascii="Times New Roman" w:eastAsia="Times New Roman" w:hAnsi="Times New Roman" w:cs="Times New Roman"/>
+          <w:lang w:eastAsia="en-GB"/>
+        </w:rPr>
+        <w:t>Mogą Państwo skorzystać z wzoru formularza odstąpienia od umowy, jednak nie jest to obowiązkowe. Mogą Państwo również wypełnić i przesłać formularz odstąpienia od umowy lub jakiekolwiek inne jednoznaczne oświadczenie drogą elektroniczną na naszej stronie internetowej (</w:t>
+      </w:r>
+      <w:r>
+        <w:rPr>
+          <w:rFonts w:ascii="Times New Roman" w:eastAsia="Times New Roman" w:hAnsi="Times New Roman" w:cs="Times New Roman"/>
+          <w:lang w:eastAsia="en-GB"/>
+        </w:rPr>
+        <w:t>https://</w:t>
+      </w:r>
+      <w:r>
+        <w:rPr>
+          <w:rFonts w:ascii="Times New Roman" w:eastAsia="Times New Roman" w:hAnsi="Times New Roman" w:cs="Times New Roman"/>
+          <w:lang w:eastAsia="en-GB"/>
+        </w:rPr>
+        <w:t>wracamdozdrowia</w:t>
+      </w:r>
+      <w:r>
+        <w:rPr>
+          <w:rFonts w:ascii="Times New Roman" w:eastAsia="Times New Roman" w:hAnsi="Times New Roman" w:cs="Times New Roman"/>
+          <w:lang w:eastAsia="en-GB"/>
+        </w:rPr>
+        <w:t>.pl/downloads/pouczenie_o_prawie_odstapienia_od_umowy.docx</w:t>
+      </w:r>
+      <w:r>
+        <w:rPr>
+          <w:rFonts w:ascii="Times New Roman" w:eastAsia="Times New Roman" w:hAnsi="Times New Roman" w:cs="Times New Roman"/>
+          <w:lang w:eastAsia="en-GB"/>
+        </w:rPr>
+        <w:t>). Jeżeli skorzystają Państwo z tej możliwości, prześlemy Państwu niezwłocznie potwierdzenie otrzymania informacji o odstąpieniu od umowy na trwałym nośniku (na przykład pocztą elektroniczną).</w:t>
+      </w:r>
+    </w:p>
+    <w:p>
+      <w:pPr>
+        <w:spacing w:before="45" w:after="45"/>
+        <w:jc w:val="both"/>
+        <w:rPr>
+          <w:rFonts w:ascii="Times New Roman" w:eastAsia="Times New Roman" w:hAnsi="Times New Roman" w:cs="Times New Roman"/>
+          <w:lang w:eastAsia="en-GB"/>
+        </w:rPr>
+      </w:pPr>
+    </w:p>
+    <w:p>
+      <w:pPr>
+        <w:spacing w:before="45" w:after="45"/>
+        <w:jc w:val="both"/>
+        <w:rPr>
+          <w:rFonts w:ascii="Times New Roman" w:eastAsia="Times New Roman" w:hAnsi="Times New Roman" w:cs="Times New Roman"/>
+          <w:lang w:eastAsia="en-GB"/>
+        </w:rPr>
+      </w:pPr>
+      <w:r>
+        <w:rPr>
+          <w:rFonts w:ascii="Times New Roman" w:eastAsia="Times New Roman" w:hAnsi="Times New Roman" w:cs="Times New Roman"/>
+          <w:lang w:eastAsia="en-GB"/>
+        </w:rPr>
+        <w:t>W celu zachowania terminu</w:t>
+      </w:r>
+      <w:r>
+        <w:rPr>
+          <w:rFonts w:ascii="Times New Roman" w:eastAsia="Times New Roman" w:hAnsi="Times New Roman" w:cs="Times New Roman"/>
+          <w:lang w:eastAsia="en-GB"/>
+        </w:rPr>
+        <w:t xml:space="preserve"> do odstąpienia od umowy, wystarczy, aby wysłali Państwo informację dotyczącą wykonania przysługującego Państwu prawa odstąpienia od umowy przed upływem terminu do odstąpienia od umowy.</w:t>
+      </w:r>
+    </w:p>
+    <w:p>
+      <w:pPr>
+        <w:spacing w:before="45" w:after="45"/>
+        <w:jc w:val="both"/>
+        <w:rPr>
+          <w:rFonts w:ascii="Times New Roman" w:eastAsia="Times New Roman" w:hAnsi="Times New Roman" w:cs="Times New Roman"/>
+          <w:lang w:eastAsia="en-GB"/>
+        </w:rPr>
+      </w:pPr>
+    </w:p>
+    <w:p>
+      <w:pPr>
+        <w:spacing w:before="45" w:after="45"/>
+        <w:jc w:val="both"/>
+        <w:rPr>
+          <w:rFonts w:ascii="Times New Roman" w:eastAsia="Times New Roman" w:hAnsi="Times New Roman" w:cs="Times New Roman"/>
+          <w:u w:val="single"/>
+          <w:lang w:eastAsia="en-GB"/>
+        </w:rPr>
+      </w:pPr>
+      <w:r>
+        <w:rPr>
+          <w:rFonts w:ascii="Times New Roman" w:eastAsia="Times New Roman" w:hAnsi="Times New Roman" w:cs="Times New Roman"/>
+          <w:u w:val="single"/>
+          <w:lang w:eastAsia="en-GB"/>
+        </w:rPr>
+        <w:t>Skutki odstąpienia od umowy</w:t>
+      </w:r>
+    </w:p>
+    <w:p>
+      <w:pPr>
+        <w:spacing w:before="45" w:after="45"/>
+        <w:jc w:val="both"/>
+        <w:rPr>
+          <w:rFonts w:ascii="Times New Roman" w:eastAsia="Times New Roman" w:hAnsi="Times New Roman" w:cs="Times New Roman"/>
+          <w:lang w:eastAsia="en-GB"/>
+        </w:rPr>
+      </w:pPr>
+      <w:r>
+        <w:rPr>
+          <w:rFonts w:ascii="Times New Roman" w:eastAsia="Times New Roman" w:hAnsi="Times New Roman" w:cs="Times New Roman"/>
+          <w:lang w:eastAsia="en-GB"/>
+        </w:rPr>
+        <w:t xml:space="preserve">W przypadku odstąpienia od niniejszej umowy zwracamy Państwu wszystkie otrzymane od Państwa płatności, w tym koszty dostarczenia rzeczy (z wyjątkiem dodatkowych kosztów wynikających z wybranego przez Państwa sposobu dostarczenia innego niż najtańszy zwykły sposób dostarczenia oferowany przez nas), niezwłocznie, a w każdym przypadku nie później niż 14 dni od dnia, w którym zostaliśmy poinformowani o Państwa decyzji o wykonaniu prawa odstąpienia od niniejszej umowy. Zwrotu płatności dokonamy przy użyciu takich samych sposobów płatności, jakie zostały przez Państwa użyte w pierwotnej transakcji, chyba że wyraźnie zgodziliście się Państwo na inne rozwiązanie; w każdym przypadku nie poniosą Państwo żadnych opłat w związku z tym zwrotem. </w:t>
+      </w:r>
+    </w:p>
+    <w:p>
+      <w:pPr>
+        <w:spacing w:before="45" w:after="45"/>
+        <w:jc w:val="both"/>
+        <w:rPr>
+          <w:rFonts w:ascii="Times New Roman" w:eastAsia="Times New Roman" w:hAnsi="Times New Roman" w:cs="Times New Roman"/>
+          <w:lang w:eastAsia="en-GB"/>
+        </w:rPr>
+      </w:pPr>
+      <w:r>
+        <w:rPr>
+          <w:rFonts w:ascii="Times New Roman" w:eastAsia="Times New Roman" w:hAnsi="Times New Roman" w:cs="Times New Roman"/>
+          <w:lang w:eastAsia="en-GB"/>
+        </w:rPr>
+        <w:t>Możemy wstrzymać się ze zwrotem płatności do czasu otrzymania rzeczy lub do czasu dostarczenia nam dowodu jej odesłania, w zależności od tego, które zdarzenie nastąpi wcześniej.</w:t>
+      </w:r>
+    </w:p>
+    <w:p>
+      <w:pPr>
+        <w:spacing w:before="45" w:after="45"/>
+        <w:jc w:val="both"/>
+        <w:rPr>
+          <w:rFonts w:ascii="Times New Roman" w:eastAsia="Times New Roman" w:hAnsi="Times New Roman" w:cs="Times New Roman"/>
+          <w:lang w:eastAsia="en-GB"/>
+        </w:rPr>
+      </w:pPr>
+      <w:bookmarkStart w:id="2" w:name="_Hlk128653997"/>
+      <w:r>
+        <w:rPr>
+          <w:rFonts w:ascii="Times New Roman" w:eastAsia="Times New Roman" w:hAnsi="Times New Roman" w:cs="Times New Roman"/>
+          <w:lang w:eastAsia="en-GB"/>
+        </w:rPr>
+        <w:t xml:space="preserve">Proszę odesłać lub przekazać nam </w:t>
+      </w:r>
+      <w:r>
+        <w:rPr>
+          <w:rFonts w:ascii="Times New Roman" w:eastAsia="Times New Roman" w:hAnsi="Times New Roman" w:cs="Times New Roman"/>
+          <w:lang w:eastAsia="en-GB"/>
+        </w:rPr>
+        <w:t>Produkt na adres:</w:t>
+      </w:r>
+    </w:p>
+    <w:p>
+      <w:pPr>
+        <w:spacing w:before="45" w:after="45"/>
+        <w:jc w:val="both"/>
+        <w:rPr>
+          <w:rFonts w:ascii="Times New Roman" w:eastAsia="Times New Roman" w:hAnsi="Times New Roman" w:cs="Times New Roman"/>
+          <w:lang w:eastAsia="en-GB"/>
+        </w:rPr>
+      </w:pPr>
+      <w:r>
+        <w:rPr>
+          <w:rFonts w:ascii="Times New Roman" w:eastAsia="Times New Roman" w:hAnsi="Times New Roman" w:cs="Times New Roman"/>
+          <w:lang w:eastAsia="en-GB"/>
+        </w:rPr>
+        <w:t>„</w:t>
+      </w:r>
+      <w:r>
+        <w:rPr>
+          <w:rFonts w:ascii="Times New Roman" w:eastAsia="Times New Roman" w:hAnsi="Times New Roman" w:cs="Times New Roman"/>
+          <w:lang w:eastAsia="en-GB"/>
+        </w:rPr>
+        <w:t xml:space="preserve">Wracam do </w:t>
+      </w:r>
+      <w:r>
+        <w:rPr>
+          <w:rFonts w:ascii="Times New Roman" w:eastAsia="Times New Roman" w:hAnsi="Times New Roman" w:cs="Times New Roman"/>
+          <w:lang w:eastAsia="en-GB"/>
+        </w:rPr>
+        <w:t>Z</w:t>
+      </w:r>
+      <w:r>
+        <w:rPr>
+          <w:rFonts w:ascii="Times New Roman" w:eastAsia="Times New Roman" w:hAnsi="Times New Roman" w:cs="Times New Roman"/>
+          <w:lang w:eastAsia="en-GB"/>
+        </w:rPr>
+        <w:t xml:space="preserve">drowia </w:t>
+      </w:r>
+      <w:r>
+        <w:rPr>
+          <w:rFonts w:ascii="Times New Roman" w:eastAsia="Times New Roman" w:hAnsi="Times New Roman" w:cs="Times New Roman"/>
+          <w:lang w:eastAsia="en-GB"/>
+        </w:rPr>
+        <w:t xml:space="preserve">” </w:t>
+      </w:r>
+      <w:r>
+        <w:rPr>
+          <w:rFonts w:ascii="Times New Roman" w:eastAsia="Times New Roman" w:hAnsi="Times New Roman" w:cs="Times New Roman"/>
+          <w:lang w:eastAsia="en-GB"/>
+        </w:rPr>
+        <w:t>sp</w:t>
+      </w:r>
+      <w:r>
+        <w:rPr>
+          <w:rFonts w:ascii="Times New Roman" w:eastAsia="Times New Roman" w:hAnsi="Times New Roman" w:cs="Times New Roman"/>
+          <w:lang w:eastAsia="en-GB"/>
+        </w:rPr>
+        <w:t xml:space="preserve">. </w:t>
+      </w:r>
+      <w:r>
+        <w:rPr>
+          <w:rFonts w:ascii="Times New Roman" w:eastAsia="Times New Roman" w:hAnsi="Times New Roman" w:cs="Times New Roman"/>
+          <w:lang w:eastAsia="en-GB"/>
+        </w:rPr>
+        <w:t>z o</w:t>
+      </w:r>
+      <w:r>
+        <w:rPr>
+          <w:rFonts w:ascii="Times New Roman" w:eastAsia="Times New Roman" w:hAnsi="Times New Roman" w:cs="Times New Roman"/>
+          <w:lang w:eastAsia="en-GB"/>
+        </w:rPr>
+        <w:t>.</w:t>
+      </w:r>
+      <w:r>
+        <w:rPr>
+          <w:rFonts w:ascii="Times New Roman" w:eastAsia="Times New Roman" w:hAnsi="Times New Roman" w:cs="Times New Roman"/>
+          <w:lang w:eastAsia="en-GB"/>
+        </w:rPr>
+        <w:t>o</w:t>
+      </w:r>
+      <w:r>
+        <w:rPr>
+          <w:rFonts w:ascii="Times New Roman" w:eastAsia="Times New Roman" w:hAnsi="Times New Roman" w:cs="Times New Roman"/>
+          <w:lang w:eastAsia="en-GB"/>
+        </w:rPr>
+        <w:t xml:space="preserve">. </w:t>
+      </w:r>
+      <w:r>
+        <w:rPr>
+          <w:rFonts w:ascii="Times New Roman" w:eastAsia="Times New Roman" w:hAnsi="Times New Roman" w:cs="Times New Roman"/>
+          <w:lang w:eastAsia="en-GB"/>
+        </w:rPr>
+        <w:t xml:space="preserve">ul. </w:t>
+      </w:r>
+      <w:r>
+        <w:rPr>
+          <w:rFonts w:ascii="Times New Roman" w:eastAsia="Times New Roman" w:hAnsi="Times New Roman" w:cs="Times New Roman"/>
+          <w:lang w:eastAsia="en-GB"/>
+        </w:rPr>
+        <w:t xml:space="preserve">Plac Górnośląski 16, </w:t>
+      </w:r>
+      <w:r>
+        <w:rPr>
+          <w:rFonts w:ascii="Times New Roman" w:eastAsia="Times New Roman" w:hAnsi="Times New Roman" w:cs="Times New Roman"/>
+          <w:lang w:eastAsia="en-GB"/>
+        </w:rPr>
+        <w:t>81-5</w:t>
+      </w:r>
+      <w:r>
+        <w:rPr>
+          <w:rFonts w:ascii="Times New Roman" w:eastAsia="Times New Roman" w:hAnsi="Times New Roman" w:cs="Times New Roman"/>
+          <w:lang w:eastAsia="en-GB"/>
+        </w:rPr>
+        <w:t>09</w:t>
+      </w:r>
+      <w:r>
+        <w:rPr>
+          <w:rFonts w:ascii="Times New Roman" w:eastAsia="Times New Roman" w:hAnsi="Times New Roman" w:cs="Times New Roman"/>
+          <w:lang w:eastAsia="en-GB"/>
+        </w:rPr>
+        <w:t xml:space="preserve"> Gdynia</w:t>
+      </w:r>
+    </w:p>
+    <w:p>
+      <w:pPr>
+        <w:spacing w:before="45" w:after="45"/>
+        <w:jc w:val="both"/>
+        <w:rPr>
+          <w:rFonts w:ascii="Times New Roman" w:eastAsia="Times New Roman" w:hAnsi="Times New Roman" w:cs="Times New Roman"/>
+          <w:lang w:eastAsia="en-GB"/>
+        </w:rPr>
+      </w:pPr>
+      <w:r>
+        <w:rPr>
+          <w:rFonts w:ascii="Times New Roman" w:eastAsia="Times New Roman" w:hAnsi="Times New Roman" w:cs="Times New Roman"/>
+          <w:lang w:eastAsia="en-GB"/>
+        </w:rPr>
+        <w:t>tel:</w:t>
+      </w:r>
+      <w:r>
+        <w:rPr>
+          <w:rFonts w:ascii="Times New Roman" w:eastAsia="Times New Roman" w:hAnsi="Times New Roman" w:cs="Times New Roman"/>
+          <w:lang w:eastAsia="en-GB"/>
+        </w:rPr>
+        <w:t xml:space="preserve"> 798 002 314</w:t>
+      </w:r>
+    </w:p>
+    <w:p>
+      <w:pPr>
+        <w:spacing w:before="45" w:after="45"/>
+        <w:jc w:val="both"/>
+        <w:rPr>
+          <w:rFonts w:ascii="Times New Roman" w:eastAsia="Times New Roman" w:hAnsi="Times New Roman" w:cs="Times New Roman"/>
+          <w:lang w:eastAsia="en-GB"/>
+        </w:rPr>
+      </w:pPr>
+      <w:r>
+        <w:rPr>
+          <w:rFonts w:ascii="Times New Roman" w:eastAsia="Times New Roman" w:hAnsi="Times New Roman" w:cs="Times New Roman"/>
+          <w:lang w:eastAsia="en-GB"/>
+        </w:rPr>
+        <w:t>e-mail:</w:t>
+      </w:r>
+      <w:r>
+        <w:rPr>
+          <w:rFonts w:ascii="Times New Roman" w:eastAsia="Times New Roman" w:hAnsi="Times New Roman" w:cs="Times New Roman"/>
           <w:lang w:eastAsia="en-GB"/>
         </w:rPr>
         <w:t xml:space="preserve"> </w:t>
       </w:r>
       <w:r>
         <w:rPr>
-          <w:rFonts w:ascii="Times New Roman" w:hAnsi="Times New Roman" w:eastAsia="Times New Roman" w:cs="Times New Roman"/>
-          <w:lang w:eastAsia="en-GB"/>
-        </w:rPr>
-        <w:t>(</w:t>
-      </w:r>
-      <w:r>
-        <w:rPr>
-          <w:rFonts w:ascii="Times New Roman" w:hAnsi="Times New Roman" w:eastAsia="Times New Roman" w:cs="Times New Roman"/>
-          <w:lang w:eastAsia="en-GB"/>
-        </w:rPr>
-        <w:t>https://esklep.wdoz.pl/downloads/pouczenie_o_prawie_odstapienia_od_umowy.docx</w:t>
-      </w:r>
-      <w:r>
-        <w:rPr>
-          <w:rFonts w:ascii="Times New Roman" w:hAnsi="Times New Roman" w:eastAsia="Times New Roman" w:cs="Times New Roman"/>
-          <w:lang w:eastAsia="en-GB"/>
-        </w:rPr>
-        <w:t>)</w:t>
-      </w:r>
-      <w:r>
-        <w:rPr>
-          <w:rFonts w:ascii="Times New Roman" w:hAnsi="Times New Roman" w:eastAsia="Times New Roman" w:cs="Times New Roman"/>
+          <w:rFonts w:ascii="Times New Roman" w:eastAsia="Times New Roman" w:hAnsi="Times New Roman" w:cs="Times New Roman"/>
+          <w:lang w:eastAsia="en-GB"/>
+        </w:rPr>
+        <w:t>reklamacje</w:t>
+      </w:r>
+      <w:r>
+        <w:rPr>
+          <w:rFonts w:ascii="Times New Roman" w:eastAsia="Times New Roman" w:hAnsi="Times New Roman" w:cs="Times New Roman"/>
+          <w:lang w:eastAsia="en-GB"/>
+        </w:rPr>
+        <w:t>@w</w:t>
+      </w:r>
+      <w:r>
+        <w:rPr>
+          <w:rFonts w:ascii="Times New Roman" w:eastAsia="Times New Roman" w:hAnsi="Times New Roman" w:cs="Times New Roman"/>
+          <w:lang w:eastAsia="en-GB"/>
+        </w:rPr>
+        <w:t>racamdozdrowia</w:t>
+      </w:r>
+      <w:r>
+        <w:rPr>
+          <w:rFonts w:ascii="Times New Roman" w:eastAsia="Times New Roman" w:hAnsi="Times New Roman" w:cs="Times New Roman"/>
+          <w:lang w:eastAsia="en-GB"/>
+        </w:rPr>
+        <w:t>.pl</w:t>
+      </w:r>
+    </w:p>
+    <w:bookmarkEnd w:id="2"/>
+    <w:p>
+      <w:pPr>
+        <w:spacing w:before="45" w:after="45"/>
+        <w:jc w:val="both"/>
+        <w:rPr>
+          <w:rFonts w:ascii="Times New Roman" w:eastAsia="Times New Roman" w:hAnsi="Times New Roman" w:cs="Times New Roman"/>
+          <w:lang w:eastAsia="en-GB"/>
+        </w:rPr>
+      </w:pPr>
+      <w:r>
+        <w:rPr>
+          <w:rFonts w:ascii="Times New Roman" w:eastAsia="Times New Roman" w:hAnsi="Times New Roman" w:cs="Times New Roman"/>
+          <w:lang w:eastAsia="en-GB"/>
+        </w:rPr>
+        <w:lastRenderedPageBreak/>
+        <w:t>niezwłocznie, a w każdym razie nie później niż 14 dni od dnia, w którym poinformowali nas Państwo o odstąpieniu od niniejszej umowy. Termin jest zachowany, jeżeli odeślą Państwo rzecz przed upływem terminu 14 dni</w:t>
+      </w:r>
+      <w:r>
+        <w:rPr>
+          <w:rFonts w:ascii="Times New Roman" w:eastAsia="Times New Roman" w:hAnsi="Times New Roman" w:cs="Times New Roman"/>
           <w:lang w:eastAsia="en-GB"/>
         </w:rPr>
         <w:t>.</w:t>
       </w:r>
-      <w:r>
-        <w:rPr>
-          <w:rFonts w:ascii="Times New Roman" w:hAnsi="Times New Roman" w:eastAsia="Times New Roman" w:cs="Times New Roman"/>
-          <w:lang w:eastAsia="en-GB"/>
-        </w:rPr>
-        <w:t xml:space="preserve"> Jeżeli skorzystają Państwo z tej możliwości, prześlemy Państwu niezwłocznie potwierdzenie otrzymania informacji o odstąpieniu od umowy na trwałym nośniku (na przykład pocztą elektroniczną).</w:t>
-      </w:r>
-    </w:p>
-    <w:p>
-      <w:pPr>
-        <w:spacing w:before="45" w:after="45"/>
-        <w:jc w:val="both"/>
-        <w:rPr>
-          <w:rFonts w:ascii="Times New Roman" w:hAnsi="Times New Roman" w:eastAsia="Times New Roman" w:cs="Times New Roman"/>
-          <w:lang w:eastAsia="en-GB"/>
-        </w:rPr>
-      </w:pPr>
-    </w:p>
-    <w:p>
-      <w:pPr>
-        <w:spacing w:before="45" w:after="45"/>
-        <w:jc w:val="both"/>
-        <w:rPr>
-          <w:rFonts w:ascii="Times New Roman" w:hAnsi="Times New Roman" w:eastAsia="Times New Roman" w:cs="Times New Roman"/>
-          <w:lang w:eastAsia="en-GB"/>
-        </w:rPr>
-      </w:pPr>
-      <w:r>
-        <w:rPr>
-          <w:rFonts w:ascii="Times New Roman" w:hAnsi="Times New Roman" w:eastAsia="Times New Roman" w:cs="Times New Roman"/>
-          <w:lang w:eastAsia="en-GB"/>
-        </w:rPr>
-        <w:t>W celu zachowania terminu</w:t>
-      </w:r>
-      <w:r>
-        <w:rPr>
-          <w:rFonts w:ascii="Times New Roman" w:hAnsi="Times New Roman" w:eastAsia="Times New Roman" w:cs="Times New Roman"/>
-          <w:lang w:eastAsia="en-GB"/>
-        </w:rPr>
-        <w:t xml:space="preserve"> do odstąpienia od umowy, wystarczy, aby wysłali Państwo informację dotyczącą wykonania przysługującego Państwu prawa odstąpienia od umowy przed upływem terminu do odstąpienia od umowy.</w:t>
-      </w:r>
-    </w:p>
-    <w:p>
-      <w:pPr>
-        <w:spacing w:before="45" w:after="45"/>
-        <w:jc w:val="both"/>
-        <w:rPr>
-          <w:rFonts w:ascii="Times New Roman" w:hAnsi="Times New Roman" w:eastAsia="Times New Roman" w:cs="Times New Roman"/>
-          <w:lang w:eastAsia="en-GB"/>
-        </w:rPr>
-      </w:pPr>
-    </w:p>
-    <w:p>
-      <w:pPr>
-        <w:spacing w:before="45" w:after="45"/>
-        <w:jc w:val="both"/>
-        <w:rPr>
-          <w:rFonts w:ascii="Times New Roman" w:hAnsi="Times New Roman" w:eastAsia="Times New Roman" w:cs="Times New Roman"/>
-          <w:u w:val="single"/>
-          <w:lang w:eastAsia="en-GB"/>
-        </w:rPr>
-      </w:pPr>
-      <w:r>
-        <w:rPr>
-          <w:rFonts w:ascii="Times New Roman" w:hAnsi="Times New Roman" w:eastAsia="Times New Roman" w:cs="Times New Roman"/>
-          <w:u w:val="single"/>
-          <w:lang w:eastAsia="en-GB"/>
-        </w:rPr>
-        <w:t>Skutki odstąpienia od umowy</w:t>
-      </w:r>
-    </w:p>
-    <w:p>
-      <w:pPr>
-        <w:spacing w:before="45" w:after="45"/>
-        <w:jc w:val="both"/>
-        <w:rPr>
-          <w:rFonts w:ascii="Times New Roman" w:hAnsi="Times New Roman" w:eastAsia="Times New Roman" w:cs="Times New Roman"/>
-          <w:lang w:eastAsia="en-GB"/>
-        </w:rPr>
-      </w:pPr>
-      <w:r>
-        <w:rPr>
-          <w:rFonts w:ascii="Times New Roman" w:hAnsi="Times New Roman" w:eastAsia="Times New Roman" w:cs="Times New Roman"/>
-          <w:lang w:eastAsia="en-GB"/>
-        </w:rPr>
-        <w:t xml:space="preserve">W przypadku odstąpienia od niniejszej umowy zwracamy Państwu wszystkie otrzymane od Państwa płatności, w tym koszty dostarczenia rzeczy (z wyjątkiem dodatkowych kosztów wynikających z wybranego przez Państwa sposobu dostarczenia innego niż najtańszy zwykły sposób dostarczenia oferowany przez nas), niezwłocznie, a w każdym przypadku nie później niż 14 dni od dnia, w którym zostaliśmy poinformowani o Państwa decyzji o wykonaniu prawa odstąpienia od niniejszej umowy. Zwrotu płatności dokonamy przy użyciu takich samych sposobów płatności, jakie zostały przez Państwa użyte w pierwotnej transakcji, chyba że wyraźnie zgodziliście się Państwo na inne rozwiązanie; w każdym przypadku nie poniosą Państwo żadnych opłat w związku z tym zwrotem. </w:t>
-      </w:r>
-    </w:p>
-    <w:p>
-      <w:pPr>
-        <w:spacing w:before="45" w:after="45"/>
-        <w:jc w:val="both"/>
-        <w:rPr>
-          <w:rFonts w:ascii="Times New Roman" w:hAnsi="Times New Roman" w:eastAsia="Times New Roman" w:cs="Times New Roman"/>
-          <w:lang w:eastAsia="en-GB"/>
-        </w:rPr>
-      </w:pPr>
-      <w:r>
-        <w:rPr>
-          <w:rFonts w:ascii="Times New Roman" w:hAnsi="Times New Roman" w:eastAsia="Times New Roman" w:cs="Times New Roman"/>
-          <w:lang w:eastAsia="en-GB"/>
-        </w:rPr>
-        <w:t>Możemy wstrzymać się ze zwrotem płatności do czasu otrzymania rzeczy lub do czasu dostarczenia nam dowodu jej odesłania, w zależności od tego, które zdarzenie nastąpi wcześniej.</w:t>
-      </w:r>
-    </w:p>
-    <w:p>
-      <w:pPr>
-        <w:spacing w:before="45" w:after="45"/>
-        <w:jc w:val="both"/>
-        <w:rPr>
-          <w:rFonts w:ascii="Times New Roman" w:hAnsi="Times New Roman" w:eastAsia="Times New Roman" w:cs="Times New Roman"/>
-          <w:lang w:eastAsia="en-GB"/>
-        </w:rPr>
-      </w:pPr>
-      <w:bookmarkStart w:name="_Hlk128653997" w:id="2"/>
-      <w:r>
-        <w:rPr>
-          <w:rFonts w:ascii="Times New Roman" w:hAnsi="Times New Roman" w:eastAsia="Times New Roman" w:cs="Times New Roman"/>
-          <w:lang w:eastAsia="en-GB"/>
-        </w:rPr>
-        <w:t xml:space="preserve">Proszę odesłać lub przekazać nam </w:t>
-      </w:r>
-      <w:r>
-        <w:rPr>
-          <w:rFonts w:ascii="Times New Roman" w:hAnsi="Times New Roman" w:eastAsia="Times New Roman" w:cs="Times New Roman"/>
-          <w:lang w:eastAsia="en-GB"/>
-        </w:rPr>
-        <w:t>Produkt na adres:</w:t>
-      </w:r>
-    </w:p>
-    <w:p>
-      <w:pPr>
-        <w:spacing w:before="45" w:after="45"/>
-        <w:jc w:val="both"/>
-        <w:rPr>
-          <w:rFonts w:ascii="Times New Roman" w:hAnsi="Times New Roman" w:eastAsia="Times New Roman" w:cs="Times New Roman"/>
-          <w:lang w:eastAsia="en-GB"/>
-        </w:rPr>
-      </w:pPr>
-      <w:r>
-        <w:rPr>
-          <w:rFonts w:ascii="Times New Roman" w:hAnsi="Times New Roman" w:eastAsia="Times New Roman" w:cs="Times New Roman"/>
-          <w:lang w:eastAsia="en-GB"/>
-        </w:rPr>
-        <w:t>„</w:t>
-      </w:r>
-      <w:r>
-        <w:rPr>
-          <w:rFonts w:ascii="Times New Roman" w:hAnsi="Times New Roman" w:eastAsia="Times New Roman" w:cs="Times New Roman"/>
-          <w:lang w:eastAsia="en-GB"/>
-        </w:rPr>
-        <w:t xml:space="preserve">Wracam do </w:t>
-      </w:r>
-      <w:r>
-        <w:rPr>
-          <w:rFonts w:ascii="Times New Roman" w:hAnsi="Times New Roman" w:eastAsia="Times New Roman" w:cs="Times New Roman"/>
-          <w:lang w:eastAsia="en-GB"/>
-        </w:rPr>
-        <w:t>Z</w:t>
-      </w:r>
-      <w:r>
-        <w:rPr>
-          <w:rFonts w:ascii="Times New Roman" w:hAnsi="Times New Roman" w:eastAsia="Times New Roman" w:cs="Times New Roman"/>
-          <w:lang w:eastAsia="en-GB"/>
-        </w:rPr>
-        <w:t xml:space="preserve">drowia </w:t>
-      </w:r>
-      <w:r>
-        <w:rPr>
-          <w:rFonts w:ascii="Times New Roman" w:hAnsi="Times New Roman" w:eastAsia="Times New Roman" w:cs="Times New Roman"/>
-          <w:lang w:eastAsia="en-GB"/>
-        </w:rPr>
-        <w:t xml:space="preserve">” </w:t>
-      </w:r>
-      <w:r>
-        <w:rPr>
-          <w:rFonts w:ascii="Times New Roman" w:hAnsi="Times New Roman" w:eastAsia="Times New Roman" w:cs="Times New Roman"/>
-          <w:lang w:eastAsia="en-GB"/>
-        </w:rPr>
-        <w:t>sp</w:t>
-      </w:r>
-      <w:r>
-        <w:rPr>
-          <w:rFonts w:ascii="Times New Roman" w:hAnsi="Times New Roman" w:eastAsia="Times New Roman" w:cs="Times New Roman"/>
-          <w:lang w:eastAsia="en-GB"/>
-        </w:rPr>
-        <w:t xml:space="preserve">. </w:t>
-      </w:r>
-      <w:r>
-        <w:rPr>
-          <w:rFonts w:ascii="Times New Roman" w:hAnsi="Times New Roman" w:eastAsia="Times New Roman" w:cs="Times New Roman"/>
-          <w:lang w:eastAsia="en-GB"/>
-        </w:rPr>
-        <w:t>z o</w:t>
-      </w:r>
-      <w:r>
-        <w:rPr>
-          <w:rFonts w:ascii="Times New Roman" w:hAnsi="Times New Roman" w:eastAsia="Times New Roman" w:cs="Times New Roman"/>
-          <w:lang w:eastAsia="en-GB"/>
-        </w:rPr>
-        <w:t>.</w:t>
-      </w:r>
-      <w:r>
-        <w:rPr>
-          <w:rFonts w:ascii="Times New Roman" w:hAnsi="Times New Roman" w:eastAsia="Times New Roman" w:cs="Times New Roman"/>
-          <w:lang w:eastAsia="en-GB"/>
-        </w:rPr>
-        <w:t>o</w:t>
-      </w:r>
-      <w:r>
-        <w:rPr>
-          <w:rFonts w:ascii="Times New Roman" w:hAnsi="Times New Roman" w:eastAsia="Times New Roman" w:cs="Times New Roman"/>
-          <w:lang w:eastAsia="en-GB"/>
-        </w:rPr>
-        <w:t xml:space="preserve">. </w:t>
-      </w:r>
-      <w:r>
-        <w:rPr>
-          <w:rFonts w:ascii="Times New Roman" w:hAnsi="Times New Roman" w:eastAsia="Times New Roman" w:cs="Times New Roman"/>
-          <w:lang w:eastAsia="en-GB"/>
-        </w:rPr>
-        <w:t xml:space="preserve">ul. </w:t>
-      </w:r>
-      <w:r>
-        <w:rPr>
-          <w:rFonts w:ascii="Times New Roman" w:hAnsi="Times New Roman" w:eastAsia="Times New Roman" w:cs="Times New Roman"/>
-          <w:lang w:eastAsia="en-GB"/>
-        </w:rPr>
-        <w:t xml:space="preserve">Plac Górnośląski 16, </w:t>
-      </w:r>
-      <w:r>
-        <w:rPr>
-          <w:rFonts w:ascii="Times New Roman" w:hAnsi="Times New Roman" w:eastAsia="Times New Roman" w:cs="Times New Roman"/>
-          <w:lang w:eastAsia="en-GB"/>
-        </w:rPr>
-        <w:t>81-5</w:t>
-      </w:r>
-      <w:r>
-        <w:rPr>
-          <w:rFonts w:ascii="Times New Roman" w:hAnsi="Times New Roman" w:eastAsia="Times New Roman" w:cs="Times New Roman"/>
-          <w:lang w:eastAsia="en-GB"/>
-        </w:rPr>
-        <w:t>09</w:t>
-      </w:r>
-      <w:r>
-        <w:rPr>
-          <w:rFonts w:ascii="Times New Roman" w:hAnsi="Times New Roman" w:eastAsia="Times New Roman" w:cs="Times New Roman"/>
-          <w:lang w:eastAsia="en-GB"/>
-        </w:rPr>
-        <w:t xml:space="preserve"> Gdynia</w:t>
-      </w:r>
-    </w:p>
-    <w:p>
-      <w:pPr>
-        <w:spacing w:before="45" w:after="45"/>
-        <w:jc w:val="both"/>
-        <w:rPr>
-          <w:rFonts w:ascii="Times New Roman" w:hAnsi="Times New Roman" w:eastAsia="Times New Roman" w:cs="Times New Roman"/>
-          <w:lang w:eastAsia="en-GB"/>
-        </w:rPr>
-      </w:pPr>
-      <w:proofErr w:type="spellStart"/>
-      <w:r>
-        <w:rPr>
-          <w:rFonts w:ascii="Times New Roman" w:hAnsi="Times New Roman" w:eastAsia="Times New Roman" w:cs="Times New Roman"/>
-          <w:lang w:eastAsia="en-GB"/>
-        </w:rPr>
-        <w:t>tel</w:t>
-      </w:r>
-      <w:proofErr w:type="spellEnd"/>
-      <w:r>
-        <w:rPr>
-          <w:rFonts w:ascii="Times New Roman" w:hAnsi="Times New Roman" w:eastAsia="Times New Roman" w:cs="Times New Roman"/>
-          <w:lang w:eastAsia="en-GB"/>
-        </w:rPr>
-        <w:t>:</w:t>
-      </w:r>
-      <w:r>
-        <w:rPr>
-          <w:rFonts w:ascii="Times New Roman" w:hAnsi="Times New Roman" w:eastAsia="Times New Roman" w:cs="Times New Roman"/>
-          <w:lang w:eastAsia="en-GB"/>
-        </w:rPr>
-        <w:t xml:space="preserve"> 798 002 314</w:t>
-      </w:r>
-    </w:p>
-    <w:p>
-      <w:pPr>
-        <w:spacing w:before="45" w:after="45"/>
-        <w:jc w:val="both"/>
-        <w:rPr>
-          <w:rFonts w:ascii="Times New Roman" w:hAnsi="Times New Roman" w:eastAsia="Times New Roman" w:cs="Times New Roman"/>
-          <w:lang w:eastAsia="en-GB"/>
-        </w:rPr>
-      </w:pPr>
-      <w:r>
-        <w:rPr>
-          <w:rFonts w:ascii="Times New Roman" w:hAnsi="Times New Roman" w:eastAsia="Times New Roman" w:cs="Times New Roman"/>
-          <w:lang w:eastAsia="en-GB"/>
-        </w:rPr>
-        <w:t>e-mail:</w:t>
-      </w:r>
-      <w:r>
-        <w:rPr>
-          <w:rFonts w:ascii="Times New Roman" w:hAnsi="Times New Roman" w:eastAsia="Times New Roman" w:cs="Times New Roman"/>
+    </w:p>
+    <w:p>
+      <w:pPr>
+        <w:spacing w:before="45" w:after="45"/>
+        <w:jc w:val="both"/>
+        <w:rPr>
+          <w:rFonts w:ascii="Times New Roman" w:eastAsia="Times New Roman" w:hAnsi="Times New Roman" w:cs="Times New Roman"/>
+          <w:lang w:eastAsia="en-GB"/>
+        </w:rPr>
+      </w:pPr>
+      <w:r>
+        <w:rPr>
+          <w:rFonts w:ascii="Times New Roman" w:eastAsia="Times New Roman" w:hAnsi="Times New Roman" w:cs="Times New Roman"/>
+          <w:lang w:eastAsia="en-GB"/>
+        </w:rPr>
+        <w:t>Będą Państwo musieli ponieść bezpośrednie koszty zwrotu rzeczy.</w:t>
+      </w:r>
+      <w:r>
+        <w:rPr>
+          <w:rFonts w:ascii="Times New Roman" w:eastAsia="Times New Roman" w:hAnsi="Times New Roman" w:cs="Times New Roman"/>
           <w:lang w:eastAsia="en-GB"/>
         </w:rPr>
         <w:t xml:space="preserve"> </w:t>
       </w:r>
       <w:r>
         <w:rPr>
-          <w:rFonts w:ascii="Times New Roman" w:hAnsi="Times New Roman" w:eastAsia="Times New Roman" w:cs="Times New Roman"/>
-          <w:lang w:eastAsia="en-GB"/>
-        </w:rPr>
-        <w:t>reklamacje</w:t>
-      </w:r>
-      <w:r>
-        <w:rPr>
-          <w:rFonts w:ascii="Times New Roman" w:hAnsi="Times New Roman" w:eastAsia="Times New Roman" w:cs="Times New Roman"/>
-          <w:lang w:eastAsia="en-GB"/>
-        </w:rPr>
-        <w:t>@wdoz.pl</w:t>
-      </w:r>
-    </w:p>
-    <w:bookmarkEnd w:id="2"/>
-    <w:p>
-      <w:pPr>
-        <w:spacing w:before="45" w:after="45"/>
-        <w:jc w:val="both"/>
-        <w:rPr>
-          <w:rFonts w:ascii="Times New Roman" w:hAnsi="Times New Roman" w:eastAsia="Times New Roman" w:cs="Times New Roman"/>
-          <w:lang w:eastAsia="en-GB"/>
-        </w:rPr>
-      </w:pPr>
-      <w:r>
-        <w:rPr>
-          <w:rFonts w:ascii="Times New Roman" w:hAnsi="Times New Roman" w:eastAsia="Times New Roman" w:cs="Times New Roman"/>
-          <w:lang w:eastAsia="en-GB"/>
-        </w:rPr>
-        <w:t>niezwłocznie, a w każdym razie nie później niż 14 dni od dnia, w którym poinformowali nas Państwo o odstąpieniu od niniejszej umowy. Termin jest zachowany, jeżeli odeślą Państwo rzecz przed upływem terminu 14 dni</w:t>
-      </w:r>
-      <w:r>
-        <w:rPr>
-          <w:rFonts w:ascii="Times New Roman" w:hAnsi="Times New Roman" w:eastAsia="Times New Roman" w:cs="Times New Roman"/>
-          <w:lang w:eastAsia="en-GB"/>
-        </w:rPr>
-        <w:t>.</w:t>
-      </w:r>
-    </w:p>
-    <w:p>
-      <w:pPr>
-        <w:spacing w:before="45" w:after="45"/>
-        <w:jc w:val="both"/>
-        <w:rPr>
-          <w:rFonts w:ascii="Times New Roman" w:hAnsi="Times New Roman" w:eastAsia="Times New Roman" w:cs="Times New Roman"/>
-          <w:lang w:eastAsia="en-GB"/>
-        </w:rPr>
-      </w:pPr>
-      <w:r>
-        <w:rPr>
-          <w:rFonts w:ascii="Times New Roman" w:hAnsi="Times New Roman" w:eastAsia="Times New Roman" w:cs="Times New Roman"/>
-          <w:lang w:eastAsia="en-GB"/>
-        </w:rPr>
-        <w:lastRenderedPageBreak/>
-        <w:t>Będą Państwo musieli ponieść bezpośrednie koszty zwrotu rzeczy.</w:t>
-      </w:r>
-      <w:r>
-        <w:rPr>
-          <w:rFonts w:ascii="Times New Roman" w:hAnsi="Times New Roman" w:eastAsia="Times New Roman" w:cs="Times New Roman"/>
-          <w:lang w:eastAsia="en-GB"/>
-        </w:rPr>
-        <w:t xml:space="preserve"> </w:t>
-      </w:r>
-      <w:r>
-        <w:rPr>
-          <w:rFonts w:ascii="Times New Roman" w:hAnsi="Times New Roman" w:eastAsia="Times New Roman" w:cs="Times New Roman"/>
+          <w:rFonts w:ascii="Times New Roman" w:eastAsia="Times New Roman" w:hAnsi="Times New Roman" w:cs="Times New Roman"/>
           <w:lang w:eastAsia="en-GB"/>
         </w:rPr>
         <w:t>Odpowiadają Państwo tylko za zmniejszenie wartości rzeczy wynikające z korzystania z niej w sposób inny niż było to konieczne do stwierdzenia charakteru, cech i funkcjonowania rzeczy.</w:t>
@@ -849,7 +845,7 @@
     </w:p>
     <w:p/>
     <w:sectPr>
-      <w:pgSz w:w="11900" w:h="16840" w:orient="portrait"/>
+      <w:pgSz w:w="11900" w:h="16840"/>
       <w:pgMar w:top="1440" w:right="1440" w:bottom="1440" w:left="1440" w:header="708" w:footer="708" w:gutter="0"/>
       <w:cols w:space="708"/>
       <w:docGrid w:linePitch="360"/>
@@ -859,7 +855,7 @@
 </file>
 
 <file path=word/numbering.xml><?xml version="1.0" encoding="utf-8"?>
-<w:numbering xmlns:wpc="http://schemas.microsoft.com/office/word/2010/wordprocessingCanvas" xmlns:cx="http://schemas.microsoft.com/office/drawing/2014/chartex" xmlns:cx1="http://schemas.microsoft.com/office/drawing/2015/9/8/chartex" xmlns:cx2="http://schemas.microsoft.com/office/drawing/2015/10/21/chartex" xmlns:cx3="http://schemas.microsoft.com/office/drawing/2016/5/9/chartex" xmlns:cx4="http://schemas.microsoft.com/office/drawing/2016/5/10/chartex" xmlns:cx5="http://schemas.microsoft.com/office/drawing/2016/5/11/chartex" xmlns:cx6="http://schemas.microsoft.com/office/drawing/2016/5/12/chartex" xmlns:cx7="http://schemas.microsoft.com/office/drawing/2016/5/13/chartex" xmlns:cx8="http://schemas.microsoft.com/office/drawing/2016/5/14/chartex" xmlns:mc="http://schemas.openxmlformats.org/markup-compatibility/2006" xmlns:aink="http://schemas.microsoft.com/office/drawing/2016/ink" xmlns:am3d="http://schemas.microsoft.com/office/drawing/2017/model3d" xmlns:o="urn:schemas-microsoft-com:office:office" xmlns:oel="http://schemas.microsoft.com/office/2019/extlst" xmlns:r="http://schemas.openxmlformats.org/officeDocument/2006/relationships" xmlns:m="http://schemas.openxmlformats.org/officeDocument/2006/math" xmlns:v="urn:schemas-microsoft-com:vml" xmlns:wp14="http://schemas.microsoft.com/office/word/2010/wordprocessingDrawing" xmlns:wp="http://schemas.openxmlformats.org/drawingml/2006/wordprocessingDrawing" xmlns:w10="urn:schemas-microsoft-com:office:word" xmlns:w="http://schemas.openxmlformats.org/wordprocessingml/2006/main" xmlns:w14="http://schemas.microsoft.com/office/word/2010/wordml" xmlns:w15="http://schemas.microsoft.com/office/word/2012/wordml" xmlns:w16cex="http://schemas.microsoft.com/office/word/2018/wordml/cex" xmlns:w16cid="http://schemas.microsoft.com/office/word/2016/wordml/cid" xmlns:w16="http://schemas.microsoft.com/office/word/2018/wordml" xmlns:w16sdtdh="http://schemas.microsoft.com/office/word/2020/wordml/sdtdatahash" xmlns:w16se="http://schemas.microsoft.com/office/word/2015/wordml/symex" xmlns:wpg="http://schemas.microsoft.com/office/word/2010/wordprocessingGroup" xmlns:wpi="http://schemas.microsoft.com/office/word/2010/wordprocessingInk" xmlns:wne="http://schemas.microsoft.com/office/word/2006/wordml" xmlns:wps="http://schemas.microsoft.com/office/word/2010/wordprocessingShape" mc:Ignorable="w14 w15 w16se w16cid w16 w16cex w16sdtdh wp14">
+<w:numbering xmlns:wpc="http://schemas.microsoft.com/office/word/2010/wordprocessingCanvas" xmlns:cx="http://schemas.microsoft.com/office/drawing/2014/chartex" xmlns:cx1="http://schemas.microsoft.com/office/drawing/2015/9/8/chartex" xmlns:cx2="http://schemas.microsoft.com/office/drawing/2015/10/21/chartex" xmlns:cx3="http://schemas.microsoft.com/office/drawing/2016/5/9/chartex" xmlns:cx4="http://schemas.microsoft.com/office/drawing/2016/5/10/chartex" xmlns:cx5="http://schemas.microsoft.com/office/drawing/2016/5/11/chartex" xmlns:cx6="http://schemas.microsoft.com/office/drawing/2016/5/12/chartex" xmlns:cx7="http://schemas.microsoft.com/office/drawing/2016/5/13/chartex" xmlns:cx8="http://schemas.microsoft.com/office/drawing/2016/5/14/chartex" xmlns:mc="http://schemas.openxmlformats.org/markup-compatibility/2006" xmlns:aink="http://schemas.microsoft.com/office/drawing/2016/ink" xmlns:am3d="http://schemas.microsoft.com/office/drawing/2017/model3d" xmlns:o="urn:schemas-microsoft-com:office:office" xmlns:oel="http://schemas.microsoft.com/office/2019/extlst" xmlns:r="http://schemas.openxmlformats.org/officeDocument/2006/relationships" xmlns:m="http://schemas.openxmlformats.org/officeDocument/2006/math" xmlns:v="urn:schemas-microsoft-com:vml" xmlns:wp14="http://schemas.microsoft.com/office/word/2010/wordprocessingDrawing" xmlns:wp="http://schemas.openxmlformats.org/drawingml/2006/wordprocessingDrawing" xmlns:w10="urn:schemas-microsoft-com:office:word" xmlns:w="http://schemas.openxmlformats.org/wordprocessingml/2006/main" xmlns:w14="http://schemas.microsoft.com/office/word/2010/wordml" xmlns:w15="http://schemas.microsoft.com/office/word/2012/wordml" xmlns:w16cex="http://schemas.microsoft.com/office/word/2018/wordml/cex" xmlns:w16cid="http://schemas.microsoft.com/office/word/2016/wordml/cid" xmlns:w16="http://schemas.microsoft.com/office/word/2018/wordml" xmlns:w16du="http://schemas.microsoft.com/office/word/2023/wordml/word16du" xmlns:w16sdtdh="http://schemas.microsoft.com/office/word/2020/wordml/sdtdatahash" xmlns:w16sdtfl="http://schemas.microsoft.com/office/word/2024/wordml/sdtformatlock" xmlns:w16se="http://schemas.microsoft.com/office/word/2015/wordml/symex" xmlns:wpg="http://schemas.microsoft.com/office/word/2010/wordprocessingGroup" xmlns:wpi="http://schemas.microsoft.com/office/word/2010/wordprocessingInk" xmlns:wne="http://schemas.microsoft.com/office/word/2006/wordml" xmlns:wps="http://schemas.microsoft.com/office/word/2010/wordprocessingShape" mc:Ignorable="w14 w15 w16se w16cid w16 w16cex w16sdtdh w16sdtfl w16du wp14">
   <w:abstractNum w:abstractNumId="0" w15:restartNumberingAfterBreak="0">
     <w:nsid w:val="7BD6200D"/>
     <w:multiLevelType w:val="hybridMultilevel"/>
@@ -955,16 +951,12 @@
 </w:numbering>
 </file>
 
-<file path=word/people.xml><?xml version="1.0" encoding="utf-8"?>
-<w15:people xmlns:mc="http://schemas.openxmlformats.org/markup-compatibility/2006" xmlns:w15="http://schemas.microsoft.com/office/word/2012/wordml" mc:Ignorable="w15"/>
-</file>
-
 <file path=word/styles.xml><?xml version="1.0" encoding="utf-8"?>
-<w:styles xmlns:mc="http://schemas.openxmlformats.org/markup-compatibility/2006" xmlns:r="http://schemas.openxmlformats.org/officeDocument/2006/relationships" xmlns:w="http://schemas.openxmlformats.org/wordprocessingml/2006/main" xmlns:w14="http://schemas.microsoft.com/office/word/2010/wordml" xmlns:w15="http://schemas.microsoft.com/office/word/2012/wordml" xmlns:w16cex="http://schemas.microsoft.com/office/word/2018/wordml/cex" xmlns:w16cid="http://schemas.microsoft.com/office/word/2016/wordml/cid" xmlns:w16="http://schemas.microsoft.com/office/word/2018/wordml" xmlns:w16sdtdh="http://schemas.microsoft.com/office/word/2020/wordml/sdtdatahash" xmlns:w16se="http://schemas.microsoft.com/office/word/2015/wordml/symex" mc:Ignorable="w14 w15 w16se w16cid w16 w16cex w16sdtdh">
+<w:styles xmlns:mc="http://schemas.openxmlformats.org/markup-compatibility/2006" xmlns:r="http://schemas.openxmlformats.org/officeDocument/2006/relationships" xmlns:w="http://schemas.openxmlformats.org/wordprocessingml/2006/main" xmlns:w14="http://schemas.microsoft.com/office/word/2010/wordml" xmlns:w15="http://schemas.microsoft.com/office/word/2012/wordml" xmlns:w16cex="http://schemas.microsoft.com/office/word/2018/wordml/cex" xmlns:w16cid="http://schemas.microsoft.com/office/word/2016/wordml/cid" xmlns:w16="http://schemas.microsoft.com/office/word/2018/wordml" xmlns:w16du="http://schemas.microsoft.com/office/word/2023/wordml/word16du" xmlns:w16sdtdh="http://schemas.microsoft.com/office/word/2020/wordml/sdtdatahash" xmlns:w16sdtfl="http://schemas.microsoft.com/office/word/2024/wordml/sdtformatlock" xmlns:w16se="http://schemas.microsoft.com/office/word/2015/wordml/symex" mc:Ignorable="w14 w15 w16se w16cid w16 w16cex w16sdtdh w16sdtfl w16du">
   <w:docDefaults>
     <w:rPrDefault>
       <w:rPr>
-        <w:rFonts w:asciiTheme="minorHAnsi" w:hAnsiTheme="minorHAnsi" w:eastAsiaTheme="minorHAnsi" w:cstheme="minorBidi"/>
+        <w:rFonts w:asciiTheme="minorHAnsi" w:eastAsiaTheme="minorHAnsi" w:hAnsiTheme="minorHAnsi" w:cstheme="minorBidi"/>
         <w:sz w:val="24"/>
         <w:szCs w:val="24"/>
         <w:lang w:val="pl-PL" w:eastAsia="en-US" w:bidi="ar-SA"/>
@@ -975,14 +967,14 @@
   <w:latentStyles w:defLockedState="0" w:defUIPriority="99" w:defSemiHidden="0" w:defUnhideWhenUsed="0" w:defQFormat="0" w:count="376">
     <w:lsdException w:name="Normal" w:uiPriority="0" w:qFormat="1"/>
     <w:lsdException w:name="heading 1" w:uiPriority="9" w:qFormat="1"/>
-    <w:lsdException w:name="heading 2" w:uiPriority="9" w:semiHidden="1" w:unhideWhenUsed="1" w:qFormat="1"/>
-    <w:lsdException w:name="heading 3" w:uiPriority="9" w:semiHidden="1" w:unhideWhenUsed="1" w:qFormat="1"/>
-    <w:lsdException w:name="heading 4" w:uiPriority="9" w:semiHidden="1" w:unhideWhenUsed="1" w:qFormat="1"/>
-    <w:lsdException w:name="heading 5" w:uiPriority="9" w:semiHidden="1" w:unhideWhenUsed="1" w:qFormat="1"/>
-    <w:lsdException w:name="heading 6" w:uiPriority="9" w:semiHidden="1" w:unhideWhenUsed="1" w:qFormat="1"/>
-    <w:lsdException w:name="heading 7" w:uiPriority="9" w:semiHidden="1" w:unhideWhenUsed="1" w:qFormat="1"/>
-    <w:lsdException w:name="heading 8" w:uiPriority="9" w:semiHidden="1" w:unhideWhenUsed="1" w:qFormat="1"/>
-    <w:lsdException w:name="heading 9" w:uiPriority="9" w:semiHidden="1" w:unhideWhenUsed="1" w:qFormat="1"/>
+    <w:lsdException w:name="heading 2" w:semiHidden="1" w:uiPriority="9" w:unhideWhenUsed="1" w:qFormat="1"/>
+    <w:lsdException w:name="heading 3" w:semiHidden="1" w:uiPriority="9" w:unhideWhenUsed="1" w:qFormat="1"/>
+    <w:lsdException w:name="heading 4" w:semiHidden="1" w:uiPriority="9" w:unhideWhenUsed="1" w:qFormat="1"/>
+    <w:lsdException w:name="heading 5" w:semiHidden="1" w:uiPriority="9" w:unhideWhenUsed="1" w:qFormat="1"/>
+    <w:lsdException w:name="heading 6" w:semiHidden="1" w:uiPriority="9" w:unhideWhenUsed="1" w:qFormat="1"/>
+    <w:lsdException w:name="heading 7" w:semiHidden="1" w:uiPriority="9" w:unhideWhenUsed="1" w:qFormat="1"/>
+    <w:lsdException w:name="heading 8" w:semiHidden="1" w:uiPriority="9" w:unhideWhenUsed="1" w:qFormat="1"/>
+    <w:lsdException w:name="heading 9" w:semiHidden="1" w:uiPriority="9" w:unhideWhenUsed="1" w:qFormat="1"/>
     <w:lsdException w:name="index 1" w:semiHidden="1" w:unhideWhenUsed="1"/>
     <w:lsdException w:name="index 2" w:semiHidden="1" w:unhideWhenUsed="1"/>
     <w:lsdException w:name="index 3" w:semiHidden="1" w:unhideWhenUsed="1"/>
@@ -992,22 +984,22 @@
     <w:lsdException w:name="index 7" w:semiHidden="1" w:unhideWhenUsed="1"/>
     <w:lsdException w:name="index 8" w:semiHidden="1" w:unhideWhenUsed="1"/>
     <w:lsdException w:name="index 9" w:semiHidden="1" w:unhideWhenUsed="1"/>
-    <w:lsdException w:name="toc 1" w:uiPriority="39" w:semiHidden="1" w:unhideWhenUsed="1"/>
-    <w:lsdException w:name="toc 2" w:uiPriority="39" w:semiHidden="1" w:unhideWhenUsed="1"/>
-    <w:lsdException w:name="toc 3" w:uiPriority="39" w:semiHidden="1" w:unhideWhenUsed="1"/>
-    <w:lsdException w:name="toc 4" w:uiPriority="39" w:semiHidden="1" w:unhideWhenUsed="1"/>
-    <w:lsdException w:name="toc 5" w:uiPriority="39" w:semiHidden="1" w:unhideWhenUsed="1"/>
-    <w:lsdException w:name="toc 6" w:uiPriority="39" w:semiHidden="1" w:unhideWhenUsed="1"/>
-    <w:lsdException w:name="toc 7" w:uiPriority="39" w:semiHidden="1" w:unhideWhenUsed="1"/>
-    <w:lsdException w:name="toc 8" w:uiPriority="39" w:semiHidden="1" w:unhideWhenUsed="1"/>
-    <w:lsdException w:name="toc 9" w:uiPriority="39" w:semiHidden="1" w:unhideWhenUsed="1"/>
+    <w:lsdException w:name="toc 1" w:semiHidden="1" w:uiPriority="39" w:unhideWhenUsed="1"/>
+    <w:lsdException w:name="toc 2" w:semiHidden="1" w:uiPriority="39" w:unhideWhenUsed="1"/>
+    <w:lsdException w:name="toc 3" w:semiHidden="1" w:uiPriority="39" w:unhideWhenUsed="1"/>
+    <w:lsdException w:name="toc 4" w:semiHidden="1" w:uiPriority="39" w:unhideWhenUsed="1"/>
+    <w:lsdException w:name="toc 5" w:semiHidden="1" w:uiPriority="39" w:unhideWhenUsed="1"/>
+    <w:lsdException w:name="toc 6" w:semiHidden="1" w:uiPriority="39" w:unhideWhenUsed="1"/>
+    <w:lsdException w:name="toc 7" w:semiHidden="1" w:uiPriority="39" w:unhideWhenUsed="1"/>
+    <w:lsdException w:name="toc 8" w:semiHidden="1" w:uiPriority="39" w:unhideWhenUsed="1"/>
+    <w:lsdException w:name="toc 9" w:semiHidden="1" w:uiPriority="39" w:unhideWhenUsed="1"/>
     <w:lsdException w:name="Normal Indent" w:semiHidden="1" w:unhideWhenUsed="1"/>
     <w:lsdException w:name="footnote text" w:semiHidden="1" w:unhideWhenUsed="1"/>
     <w:lsdException w:name="annotation text" w:semiHidden="1" w:unhideWhenUsed="1"/>
     <w:lsdException w:name="header" w:semiHidden="1" w:unhideWhenUsed="1"/>
     <w:lsdException w:name="footer" w:semiHidden="1" w:unhideWhenUsed="1"/>
     <w:lsdException w:name="index heading" w:semiHidden="1" w:unhideWhenUsed="1"/>
-    <w:lsdException w:name="caption" w:uiPriority="35" w:semiHidden="1" w:unhideWhenUsed="1" w:qFormat="1"/>
+    <w:lsdException w:name="caption" w:semiHidden="1" w:uiPriority="35" w:unhideWhenUsed="1" w:qFormat="1"/>
     <w:lsdException w:name="table of figures" w:semiHidden="1" w:unhideWhenUsed="1"/>
     <w:lsdException w:name="envelope address" w:semiHidden="1" w:unhideWhenUsed="1"/>
     <w:lsdException w:name="envelope return" w:semiHidden="1" w:unhideWhenUsed="1"/>
@@ -1038,7 +1030,7 @@
     <w:lsdException w:name="Title" w:uiPriority="10" w:qFormat="1"/>
     <w:lsdException w:name="Closing" w:semiHidden="1" w:unhideWhenUsed="1"/>
     <w:lsdException w:name="Signature" w:semiHidden="1" w:unhideWhenUsed="1"/>
-    <w:lsdException w:name="Default Paragraph Font" w:uiPriority="1" w:semiHidden="1" w:unhideWhenUsed="1"/>
+    <w:lsdException w:name="Default Paragraph Font" w:semiHidden="1" w:uiPriority="1" w:unhideWhenUsed="1"/>
     <w:lsdException w:name="Body Text" w:semiHidden="1" w:unhideWhenUsed="1"/>
     <w:lsdException w:name="Body Text Indent" w:semiHidden="1" w:unhideWhenUsed="1"/>
     <w:lsdException w:name="List Continue" w:semiHidden="1" w:unhideWhenUsed="1"/>
@@ -1238,8 +1230,8 @@
     <w:lsdException w:name="Subtle Reference" w:uiPriority="31" w:qFormat="1"/>
     <w:lsdException w:name="Intense Reference" w:uiPriority="32" w:qFormat="1"/>
     <w:lsdException w:name="Book Title" w:uiPriority="33" w:qFormat="1"/>
-    <w:lsdException w:name="Bibliography" w:uiPriority="37" w:semiHidden="1" w:unhideWhenUsed="1"/>
-    <w:lsdException w:name="TOC Heading" w:uiPriority="39" w:semiHidden="1" w:unhideWhenUsed="1" w:qFormat="1"/>
+    <w:lsdException w:name="Bibliography" w:semiHidden="1" w:uiPriority="37" w:unhideWhenUsed="1"/>
+    <w:lsdException w:name="TOC Heading" w:semiHidden="1" w:uiPriority="39" w:unhideWhenUsed="1" w:qFormat="1"/>
     <w:lsdException w:name="Plain Table 1" w:uiPriority="41"/>
     <w:lsdException w:name="Plain Table 2" w:uiPriority="42"/>
     <w:lsdException w:name="Plain Table 3" w:uiPriority="43"/>
@@ -1350,18 +1342,18 @@
     <w:lsdException w:name="Unresolved Mention" w:semiHidden="1" w:unhideWhenUsed="1"/>
     <w:lsdException w:name="Smart Link" w:semiHidden="1" w:unhideWhenUsed="1"/>
   </w:latentStyles>
-  <w:style w:type="paragraph" w:styleId="Normalny" w:default="1">
+  <w:style w:type="paragraph" w:default="1" w:styleId="Normalny">
     <w:name w:val="Normal"/>
     <w:qFormat/>
     <w:rsid w:val="001A3378"/>
   </w:style>
-  <w:style w:type="character" w:styleId="Domylnaczcionkaakapitu" w:default="1">
+  <w:style w:type="character" w:default="1" w:styleId="Domylnaczcionkaakapitu">
     <w:name w:val="Default Paragraph Font"/>
     <w:uiPriority w:val="1"/>
     <w:semiHidden/>
     <w:unhideWhenUsed/>
   </w:style>
-  <w:style w:type="table" w:styleId="Standardowy" w:default="1">
+  <w:style w:type="table" w:default="1" w:styleId="Standardowy">
     <w:name w:val="Normal Table"/>
     <w:uiPriority w:val="99"/>
     <w:semiHidden/>
@@ -1376,7 +1368,7 @@
       </w:tblCellMar>
     </w:tblPr>
   </w:style>
-  <w:style w:type="numbering" w:styleId="Bezlisty" w:default="1">
+  <w:style w:type="numbering" w:default="1" w:styleId="Bezlisty">
     <w:name w:val="No List"/>
     <w:uiPriority w:val="99"/>
     <w:semiHidden/>
@@ -1392,7 +1384,7 @@
       <w:contextualSpacing/>
     </w:pPr>
     <w:rPr>
-      <w:rFonts w:ascii="Times New Roman" w:hAnsi="Times New Roman" w:eastAsia="Times New Roman" w:cs="Times New Roman"/>
+      <w:rFonts w:ascii="Times New Roman" w:eastAsia="Times New Roman" w:hAnsi="Times New Roman" w:cs="Times New Roman"/>
       <w:lang w:eastAsia="en-GB"/>
     </w:rPr>
   </w:style>
@@ -1702,6 +1694,15 @@
 </file>
 
 <file path=customXml/item1.xml><?xml version="1.0" encoding="utf-8"?>
+<?mso-contentType ?>
+<FormTemplates xmlns="http://schemas.microsoft.com/sharepoint/v3/contenttype/forms">
+  <Display>DocumentLibraryForm</Display>
+  <Edit>DocumentLibraryForm</Edit>
+  <New>DocumentLibraryForm</New>
+</FormTemplates>
+</file>
+
+<file path=customXml/item2.xml><?xml version="1.0" encoding="utf-8"?>
 <ct:contentTypeSchema xmlns:ct="http://schemas.microsoft.com/office/2006/metadata/contentType" xmlns:ma="http://schemas.microsoft.com/office/2006/metadata/properties/metaAttributes" ct:_="" ma:_="" ma:contentTypeName="Dokument" ma:contentTypeID="0x010100E2D54B0BBC0FDF4E805BF77D1519D67E" ma:contentTypeVersion="14" ma:contentTypeDescription="Utwórz nowy dokument." ma:contentTypeScope="" ma:versionID="f2159adac25a2a2fd6dc9e613d25b258">
   <xsd:schema xmlns:xsd="http://www.w3.org/2001/XMLSchema" xmlns:xs="http://www.w3.org/2001/XMLSchema" xmlns:p="http://schemas.microsoft.com/office/2006/metadata/properties" xmlns:ns2="fcfb519e-311c-4884-b12b-a6144c2cfacb" xmlns:ns3="6b24c14d-2b35-40c6-8065-f0689a310bbd" targetNamespace="http://schemas.microsoft.com/office/2006/metadata/properties" ma:root="true" ma:fieldsID="b440c19a0acb6f697b27f61818a60020" ns2:_="" ns3:_="">
     <xsd:import namespace="fcfb519e-311c-4884-b12b-a6144c2cfacb"/>
@@ -1930,15 +1931,6 @@
 </ct:contentTypeSchema>
 </file>
 
-<file path=customXml/item2.xml><?xml version="1.0" encoding="utf-8"?>
-<?mso-contentType ?>
-<FormTemplates xmlns="http://schemas.microsoft.com/sharepoint/v3/contenttype/forms">
-  <Display>DocumentLibraryForm</Display>
-  <Edit>DocumentLibraryForm</Edit>
-  <New>DocumentLibraryForm</New>
-</FormTemplates>
-</file>
-
 <file path=customXml/item3.xml><?xml version="1.0" encoding="utf-8"?>
 <p:properties xmlns:p="http://schemas.microsoft.com/office/2006/metadata/properties" xmlns:xsi="http://www.w3.org/2001/XMLSchema-instance" xmlns:pc="http://schemas.microsoft.com/office/infopath/2007/PartnerControls">
   <documentManagement>
@@ -1951,13 +1943,39 @@
 </file>
 
 <file path=customXml/itemProps1.xml><?xml version="1.0" encoding="utf-8"?>
-<ds:datastoreItem xmlns:ds="http://schemas.openxmlformats.org/officeDocument/2006/customXml" ds:itemID="{9D4B9A39-6B24-4E37-B325-B5AF51B7D9CD}"/>
+<ds:datastoreItem xmlns:ds="http://schemas.openxmlformats.org/officeDocument/2006/customXml" ds:itemID="{2E43FA98-CF4C-4A9A-932A-41BAA06059D8}">
+  <ds:schemaRefs>
+    <ds:schemaRef ds:uri="http://schemas.microsoft.com/sharepoint/v3/contenttype/forms"/>
+  </ds:schemaRefs>
+</ds:datastoreItem>
 </file>
 
 <file path=customXml/itemProps2.xml><?xml version="1.0" encoding="utf-8"?>
-<ds:datastoreItem xmlns:ds="http://schemas.openxmlformats.org/officeDocument/2006/customXml" ds:itemID="{2E43FA98-CF4C-4A9A-932A-41BAA06059D8}"/>
+<ds:datastoreItem xmlns:ds="http://schemas.openxmlformats.org/officeDocument/2006/customXml" ds:itemID="{9D4B9A39-6B24-4E37-B325-B5AF51B7D9CD}">
+  <ds:schemaRefs>
+    <ds:schemaRef ds:uri="http://schemas.microsoft.com/office/2006/metadata/contentType"/>
+    <ds:schemaRef ds:uri="http://schemas.microsoft.com/office/2006/metadata/properties/metaAttributes"/>
+    <ds:schemaRef ds:uri="http://www.w3.org/2001/XMLSchema"/>
+    <ds:schemaRef ds:uri="http://schemas.microsoft.com/office/2006/metadata/properties"/>
+    <ds:schemaRef ds:uri="fcfb519e-311c-4884-b12b-a6144c2cfacb"/>
+    <ds:schemaRef ds:uri="6b24c14d-2b35-40c6-8065-f0689a310bbd"/>
+    <ds:schemaRef ds:uri="http://schemas.microsoft.com/office/2006/documentManagement/types"/>
+    <ds:schemaRef ds:uri="http://schemas.microsoft.com/office/infopath/2007/PartnerControls"/>
+    <ds:schemaRef ds:uri="http://schemas.openxmlformats.org/package/2006/metadata/core-properties"/>
+    <ds:schemaRef ds:uri="http://purl.org/dc/elements/1.1/"/>
+    <ds:schemaRef ds:uri="http://purl.org/dc/terms/"/>
+    <ds:schemaRef ds:uri="http://schemas.microsoft.com/internal/obd"/>
+  </ds:schemaRefs>
+</ds:datastoreItem>
 </file>
 
 <file path=customXml/itemProps3.xml><?xml version="1.0" encoding="utf-8"?>
-<ds:datastoreItem xmlns:ds="http://schemas.openxmlformats.org/officeDocument/2006/customXml" ds:itemID="{E1EB4AFE-7ECF-47B7-BCE6-2A640926D01B}"/>
+<ds:datastoreItem xmlns:ds="http://schemas.openxmlformats.org/officeDocument/2006/customXml" ds:itemID="{E1EB4AFE-7ECF-47B7-BCE6-2A640926D01B}">
+  <ds:schemaRefs>
+    <ds:schemaRef ds:uri="http://schemas.microsoft.com/office/2006/metadata/properties"/>
+    <ds:schemaRef ds:uri="http://schemas.microsoft.com/office/infopath/2007/PartnerControls"/>
+    <ds:schemaRef ds:uri="fcfb519e-311c-4884-b12b-a6144c2cfacb"/>
+    <ds:schemaRef ds:uri="6b24c14d-2b35-40c6-8065-f0689a310bbd"/>
+  </ds:schemaRefs>
+</ds:datastoreItem>
 </file>